--- a/my-frontend-project/assets/images/Agbedus Monthly Staff Report Template.docx
+++ b/my-frontend-project/assets/images/Agbedus Monthly Staff Report Template.docx
@@ -1,6 +1,6 @@
 
 <file path=word/document.xml><?xml version="1.0" encoding="utf-8"?>
-<w:document xmlns:wpc="http://schemas.microsoft.com/office/word/2010/wordprocessingCanvas" xmlns:cx="http://schemas.microsoft.com/office/drawing/2014/chartex" xmlns:cx1="http://schemas.microsoft.com/office/drawing/2015/9/8/chartex" xmlns:cx2="http://schemas.microsoft.com/office/drawing/2015/10/21/chartex" xmlns:cx3="http://schemas.microsoft.com/office/drawing/2016/5/9/chartex" xmlns:cx4="http://schemas.microsoft.com/office/drawing/2016/5/10/chartex" xmlns:cx5="http://schemas.microsoft.com/office/drawing/2016/5/11/chartex" xmlns:cx6="http://schemas.microsoft.com/office/drawing/2016/5/12/chartex" xmlns:cx7="http://schemas.microsoft.com/office/drawing/2016/5/13/chartex" xmlns:cx8="http://schemas.microsoft.com/office/drawing/2016/5/14/chartex" xmlns:mc="http://schemas.openxmlformats.org/markup-compatibility/2006" xmlns:aink="http://schemas.microsoft.com/office/drawing/2016/ink" xmlns:am3d="http://schemas.microsoft.com/office/drawing/2017/model3d" xmlns:o="urn:schemas-microsoft-com:office:office" xmlns:oel="http://schemas.microsoft.com/office/2019/extlst" xmlns:r="http://schemas.openxmlformats.org/officeDocument/2006/relationships" xmlns:m="http://schemas.openxmlformats.org/officeDocument/2006/math" xmlns:v="urn:schemas-microsoft-com:vml" xmlns:wp14="http://schemas.microsoft.com/office/word/2010/wordprocessingDrawing" xmlns:wp="http://schemas.openxmlformats.org/drawingml/2006/wordprocessingDrawing" xmlns:w10="urn:schemas-microsoft-com:office:word" xmlns:w="http://schemas.openxmlformats.org/wordprocessingml/2006/main" xmlns:w14="http://schemas.microsoft.com/office/word/2010/wordml" xmlns:w15="http://schemas.microsoft.com/office/word/2012/wordml" xmlns:w16cex="http://schemas.microsoft.com/office/word/2018/wordml/cex" xmlns:w16cid="http://schemas.microsoft.com/office/word/2016/wordml/cid" xmlns:w16="http://schemas.microsoft.com/office/word/2018/wordml" xmlns:w16du="http://schemas.microsoft.com/office/word/2023/wordml/word16du" xmlns:w16sdtdh="http://schemas.microsoft.com/office/word/2020/wordml/sdtdatahash" xmlns:w16se="http://schemas.microsoft.com/office/word/2015/wordml/symex" xmlns:wpg="http://schemas.microsoft.com/office/word/2010/wordprocessingGroup" xmlns:wpi="http://schemas.microsoft.com/office/word/2010/wordprocessingInk" xmlns:wne="http://schemas.microsoft.com/office/word/2006/wordml" xmlns:wps="http://schemas.microsoft.com/office/word/2010/wordprocessingShape" mc:Ignorable="w14 w15 w16se w16cid w16 w16cex w16sdtdh w16du wp14">
+<w:document xmlns:wpc="http://schemas.microsoft.com/office/word/2010/wordprocessingCanvas" xmlns:cx="http://schemas.microsoft.com/office/drawing/2014/chartex" xmlns:cx1="http://schemas.microsoft.com/office/drawing/2015/9/8/chartex" xmlns:cx2="http://schemas.microsoft.com/office/drawing/2015/10/21/chartex" xmlns:cx3="http://schemas.microsoft.com/office/drawing/2016/5/9/chartex" xmlns:cx4="http://schemas.microsoft.com/office/drawing/2016/5/10/chartex" xmlns:cx5="http://schemas.microsoft.com/office/drawing/2016/5/11/chartex" xmlns:cx6="http://schemas.microsoft.com/office/drawing/2016/5/12/chartex" xmlns:cx7="http://schemas.microsoft.com/office/drawing/2016/5/13/chartex" xmlns:cx8="http://schemas.microsoft.com/office/drawing/2016/5/14/chartex" xmlns:mc="http://schemas.openxmlformats.org/markup-compatibility/2006" xmlns:aink="http://schemas.microsoft.com/office/drawing/2016/ink" xmlns:am3d="http://schemas.microsoft.com/office/drawing/2017/model3d" xmlns:o="urn:schemas-microsoft-com:office:office" xmlns:oel="http://schemas.microsoft.com/office/2019/extlst" xmlns:r="http://schemas.openxmlformats.org/officeDocument/2006/relationships" xmlns:m="http://schemas.openxmlformats.org/officeDocument/2006/math" xmlns:v="urn:schemas-microsoft-com:vml" xmlns:wp14="http://schemas.microsoft.com/office/word/2010/wordprocessingDrawing" xmlns:wp="http://schemas.openxmlformats.org/drawingml/2006/wordprocessingDrawing" xmlns:w10="urn:schemas-microsoft-com:office:word" xmlns:w="http://schemas.openxmlformats.org/wordprocessingml/2006/main" xmlns:w14="http://schemas.microsoft.com/office/word/2010/wordml" xmlns:w15="http://schemas.microsoft.com/office/word/2012/wordml" xmlns:w16cex="http://schemas.microsoft.com/office/word/2018/wordml/cex" xmlns:w16cid="http://schemas.microsoft.com/office/word/2016/wordml/cid" xmlns:w16="http://schemas.microsoft.com/office/word/2018/wordml" xmlns:w16du="http://schemas.microsoft.com/office/word/2023/wordml/word16du" xmlns:w16sdtdh="http://schemas.microsoft.com/office/word/2020/wordml/sdtdatahash" xmlns:w16sdtfl="http://schemas.microsoft.com/office/word/2024/wordml/sdtformatlock" xmlns:w16se="http://schemas.microsoft.com/office/word/2015/wordml/symex" xmlns:wpg="http://schemas.microsoft.com/office/word/2010/wordprocessingGroup" xmlns:wpi="http://schemas.microsoft.com/office/word/2010/wordprocessingInk" xmlns:wne="http://schemas.microsoft.com/office/word/2006/wordml" xmlns:wps="http://schemas.microsoft.com/office/word/2010/wordprocessingShape" mc:Ignorable="w14 w15 w16se w16cid w16 w16cex w16sdtdh w16sdtfl w16du wp14">
   <w:body>
     <w:p>
       <w:pPr>
@@ -35,6 +35,12 @@
     </w:p>
     <w:p/>
     <w:p>
+      <w:pPr>
+        <w:rPr>
+          <w:color w:val="77206D" w:themeColor="accent5" w:themeShade="BF"/>
+          <w:lang w:val="en-GH"/>
+        </w:rPr>
+      </w:pPr>
       <w:r>
         <w:rPr>
           <w:b/>
@@ -48,8 +54,9 @@
       <w:r>
         <w:rPr>
           <w:color w:val="77206D" w:themeColor="accent5" w:themeShade="BF"/>
-        </w:rPr>
-        <w:t>[Insert Name]</w:t>
+          <w:lang w:val="en-GH"/>
+        </w:rPr>
+        <w:t>Sidney Odum</w:t>
       </w:r>
       <w:r>
         <w:br/>
@@ -67,12 +74,18 @@
       <w:r>
         <w:rPr>
           <w:color w:val="77206D" w:themeColor="accent5" w:themeShade="BF"/>
-        </w:rPr>
-        <w:t>[Insert Position]</w:t>
-      </w:r>
-      <w:r>
-        <w:br/>
-      </w:r>
+          <w:lang w:val="en-GH"/>
+        </w:rPr>
+        <w:t>Research Intern</w:t>
+      </w:r>
+    </w:p>
+    <w:p>
+      <w:pPr>
+        <w:rPr>
+          <w:color w:val="77206D" w:themeColor="accent5" w:themeShade="BF"/>
+          <w:lang w:val="en-GH"/>
+        </w:rPr>
+      </w:pPr>
       <w:r>
         <w:rPr>
           <w:b/>
@@ -86,8 +99,9 @@
       <w:r>
         <w:rPr>
           <w:color w:val="77206D" w:themeColor="accent5" w:themeShade="BF"/>
-        </w:rPr>
-        <w:t>[Insert Month]</w:t>
+          <w:lang w:val="en-GH"/>
+        </w:rPr>
+        <w:t>March 2025</w:t>
       </w:r>
       <w:r>
         <w:br/>
@@ -105,9 +119,18 @@
       <w:r>
         <w:rPr>
           <w:color w:val="77206D" w:themeColor="accent5" w:themeShade="BF"/>
-        </w:rPr>
-        <w:t>[Insert Date]</w:t>
-      </w:r>
+          <w:lang w:val="en-GH"/>
+        </w:rPr>
+        <w:t>March 30, 2025</w:t>
+      </w:r>
+    </w:p>
+    <w:p>
+      <w:pPr>
+        <w:rPr>
+          <w:color w:val="77206D" w:themeColor="accent5" w:themeShade="BF"/>
+          <w:lang w:val="en-GH"/>
+        </w:rPr>
+      </w:pPr>
     </w:p>
     <w:p/>
     <w:p/>
@@ -142,19 +165,21 @@
     </w:p>
     <w:p>
       <w:pPr>
+        <w:pStyle w:val="ListParagraph"/>
         <w:numPr>
           <w:ilvl w:val="0"/>
           <w:numId w:val="5"/>
         </w:numPr>
-        <w:rPr>
-          <w:color w:val="77206D" w:themeColor="accent5" w:themeShade="BF"/>
-        </w:rPr>
-      </w:pPr>
-      <w:r>
-        <w:rPr>
-          <w:color w:val="77206D" w:themeColor="accent5" w:themeShade="BF"/>
-        </w:rPr>
-        <w:t>[Duty 1]</w:t>
+        <w:spacing w:before="100" w:beforeAutospacing="1" w:after="100" w:afterAutospacing="1"/>
+        <w:rPr>
+          <w:lang w:val="en-GH" w:eastAsia="en-GH"/>
+        </w:rPr>
+      </w:pPr>
+      <w:r>
+        <w:rPr>
+          <w:lang w:val="en-GH" w:eastAsia="en-GH"/>
+        </w:rPr>
+        <w:t>Designed presentation posters.</w:t>
       </w:r>
     </w:p>
     <w:p>
@@ -163,9 +188,16 @@
           <w:ilvl w:val="0"/>
           <w:numId w:val="5"/>
         </w:numPr>
-      </w:pPr>
-      <w:r>
-        <w:t>[Duty 2]</w:t>
+        <w:spacing w:before="100" w:beforeAutospacing="1" w:after="100" w:afterAutospacing="1"/>
+        <w:rPr>
+          <w:lang w:val="en-GH" w:eastAsia="en-GH"/>
+        </w:rPr>
+      </w:pPr>
+      <w:r>
+        <w:rPr>
+          <w:lang w:val="en-GH" w:eastAsia="en-GH"/>
+        </w:rPr>
+        <w:t>Designed presentation posters.</w:t>
       </w:r>
     </w:p>
     <w:p>
@@ -174,12 +206,79 @@
           <w:ilvl w:val="0"/>
           <w:numId w:val="5"/>
         </w:numPr>
-      </w:pPr>
-      <w:r>
-        <w:t>[Duty 3]</w:t>
-      </w:r>
-    </w:p>
-    <w:p/>
+        <w:spacing w:before="100" w:beforeAutospacing="1" w:after="100" w:afterAutospacing="1"/>
+        <w:rPr>
+          <w:lang w:val="en-GH" w:eastAsia="en-GH"/>
+        </w:rPr>
+      </w:pPr>
+      <w:r>
+        <w:rPr>
+          <w:lang w:val="en-GH" w:eastAsia="en-GH"/>
+        </w:rPr>
+        <w:t>Developed a blog to drive traffic to the Au Esti website.</w:t>
+      </w:r>
+    </w:p>
+    <w:p>
+      <w:pPr>
+        <w:numPr>
+          <w:ilvl w:val="0"/>
+          <w:numId w:val="5"/>
+        </w:numPr>
+        <w:spacing w:before="100" w:beforeAutospacing="1" w:after="100" w:afterAutospacing="1"/>
+        <w:rPr>
+          <w:lang w:val="en-GH" w:eastAsia="en-GH"/>
+        </w:rPr>
+      </w:pPr>
+      <w:r>
+        <w:rPr>
+          <w:lang w:val="en-GH" w:eastAsia="en-GH"/>
+        </w:rPr>
+        <w:t>Worked with Hillary on a home website using Crowd.at as a template.</w:t>
+      </w:r>
+    </w:p>
+    <w:p>
+      <w:pPr>
+        <w:numPr>
+          <w:ilvl w:val="0"/>
+          <w:numId w:val="5"/>
+        </w:numPr>
+        <w:spacing w:before="100" w:beforeAutospacing="1" w:after="100" w:afterAutospacing="1"/>
+        <w:rPr>
+          <w:lang w:val="en-GH" w:eastAsia="en-GH"/>
+        </w:rPr>
+      </w:pPr>
+      <w:r>
+        <w:rPr>
+          <w:lang w:val="en-GH" w:eastAsia="en-GH"/>
+        </w:rPr>
+        <w:t>Contributed to the rebuilding of Rainforest and Impact websites.</w:t>
+      </w:r>
+    </w:p>
+    <w:p>
+      <w:pPr>
+        <w:numPr>
+          <w:ilvl w:val="0"/>
+          <w:numId w:val="5"/>
+        </w:numPr>
+        <w:spacing w:before="100" w:beforeAutospacing="1" w:after="100" w:afterAutospacing="1"/>
+        <w:rPr>
+          <w:lang w:val="en-GH" w:eastAsia="en-GH"/>
+        </w:rPr>
+      </w:pPr>
+      <w:r>
+        <w:rPr>
+          <w:lang w:val="en-GH" w:eastAsia="en-GH"/>
+        </w:rPr>
+        <w:t>Underwent intensive AWS Cloud training.</w:t>
+      </w:r>
+    </w:p>
+    <w:p>
+      <w:pPr>
+        <w:rPr>
+          <w:lang w:val="en-GH"/>
+        </w:rPr>
+      </w:pPr>
+    </w:p>
     <w:p>
       <w:pPr>
         <w:rPr>
@@ -265,6 +364,21 @@
             <w:tcW w:w="3116" w:type="dxa"/>
           </w:tcPr>
           <w:p>
+            <w:r>
+              <w:t>Presentation Posters</w:t>
+            </w:r>
+          </w:p>
+        </w:tc>
+        <w:tc>
+          <w:tcPr>
+            <w:tcW w:w="3117" w:type="dxa"/>
+          </w:tcPr>
+          <w:p>
+            <w:r>
+              <w:t>Designed posters for a client’s presentation.</w:t>
+            </w:r>
+          </w:p>
+          <w:p>
             <w:pPr>
               <w:rPr>
                 <w:i/>
@@ -272,14 +386,6 @@
                 <w:color w:val="77206D" w:themeColor="accent5" w:themeShade="BF"/>
               </w:rPr>
             </w:pPr>
-            <w:r>
-              <w:rPr>
-                <w:i/>
-                <w:iCs/>
-                <w:color w:val="77206D" w:themeColor="accent5" w:themeShade="BF"/>
-              </w:rPr>
-              <w:t>Activity 1</w:t>
-            </w:r>
           </w:p>
         </w:tc>
         <w:tc>
@@ -300,7 +406,19 @@
                 <w:iCs/>
                 <w:color w:val="77206D" w:themeColor="accent5" w:themeShade="BF"/>
               </w:rPr>
-              <w:t>Description of the task/project completed</w:t>
+              <w:t>[Attach link or mention relevant documents]</w:t>
+            </w:r>
+          </w:p>
+        </w:tc>
+      </w:tr>
+      <w:tr>
+        <w:tc>
+          <w:tcPr>
+            <w:tcW w:w="3116" w:type="dxa"/>
+          </w:tcPr>
+          <w:p>
+            <w:r>
+              <w:t>Au Esti Blog</w:t>
             </w:r>
           </w:p>
         </w:tc>
@@ -308,6 +426,11 @@
           <w:tcPr>
             <w:tcW w:w="3117" w:type="dxa"/>
           </w:tcPr>
+          <w:p>
+            <w:r>
+              <w:t>Created a blog to improve website traffic and visibility.</w:t>
+            </w:r>
+          </w:p>
           <w:p>
             <w:pPr>
               <w:rPr>
@@ -316,13 +439,27 @@
                 <w:color w:val="77206D" w:themeColor="accent5" w:themeShade="BF"/>
               </w:rPr>
             </w:pPr>
-            <w:r>
+          </w:p>
+        </w:tc>
+        <w:tc>
+          <w:tcPr>
+            <w:tcW w:w="3117" w:type="dxa"/>
+          </w:tcPr>
+          <w:p>
+            <w:pPr>
               <w:rPr>
                 <w:i/>
                 <w:iCs/>
                 <w:color w:val="77206D" w:themeColor="accent5" w:themeShade="BF"/>
               </w:rPr>
-              <w:t>[Attach link or mention relevant documents]</w:t>
+            </w:pPr>
+            <w:r>
+              <w:rPr>
+                <w:i/>
+                <w:iCs/>
+                <w:color w:val="77206D" w:themeColor="accent5" w:themeShade="BF"/>
+              </w:rPr>
+              <w:t>[Links/images if applicable]</w:t>
             </w:r>
           </w:p>
         </w:tc>
@@ -333,20 +470,8 @@
             <w:tcW w:w="3116" w:type="dxa"/>
           </w:tcPr>
           <w:p>
-            <w:pPr>
-              <w:rPr>
-                <w:i/>
-                <w:iCs/>
-                <w:color w:val="77206D" w:themeColor="accent5" w:themeShade="BF"/>
-              </w:rPr>
-            </w:pPr>
-            <w:r>
-              <w:rPr>
-                <w:i/>
-                <w:iCs/>
-                <w:color w:val="77206D" w:themeColor="accent5" w:themeShade="BF"/>
-              </w:rPr>
-              <w:t>Activity 2</w:t>
+            <w:r>
+              <w:t>Home Website</w:t>
             </w:r>
           </w:p>
         </w:tc>
@@ -355,58 +480,10 @@
             <w:tcW w:w="3117" w:type="dxa"/>
           </w:tcPr>
           <w:p>
-            <w:pPr>
-              <w:rPr>
-                <w:i/>
-                <w:iCs/>
-                <w:color w:val="77206D" w:themeColor="accent5" w:themeShade="BF"/>
-              </w:rPr>
-            </w:pPr>
-            <w:r>
-              <w:rPr>
-                <w:i/>
-                <w:iCs/>
-                <w:color w:val="77206D" w:themeColor="accent5" w:themeShade="BF"/>
-              </w:rPr>
-              <w:t>Description of task</w:t>
-            </w:r>
-          </w:p>
-        </w:tc>
-        <w:tc>
-          <w:tcPr>
-            <w:tcW w:w="3117" w:type="dxa"/>
-          </w:tcPr>
-          <w:p>
-            <w:pPr>
-              <w:rPr>
-                <w:i/>
-                <w:iCs/>
-                <w:color w:val="77206D" w:themeColor="accent5" w:themeShade="BF"/>
-              </w:rPr>
-            </w:pPr>
-            <w:r>
-              <w:rPr>
-                <w:i/>
-                <w:iCs/>
-                <w:color w:val="77206D" w:themeColor="accent5" w:themeShade="BF"/>
-              </w:rPr>
-              <w:t>[Links/images if applicable]</w:t>
-            </w:r>
-          </w:p>
-        </w:tc>
-      </w:tr>
-      <w:tr>
-        <w:tc>
-          <w:tcPr>
-            <w:tcW w:w="3116" w:type="dxa"/>
-          </w:tcPr>
-          <w:p/>
-        </w:tc>
-        <w:tc>
-          <w:tcPr>
-            <w:tcW w:w="3117" w:type="dxa"/>
-          </w:tcPr>
-          <w:p/>
+            <w:r>
+              <w:t>Collaborated with Hillary using Crowd.at as a template.</w:t>
+            </w:r>
+          </w:p>
         </w:tc>
         <w:tc>
           <w:tcPr>
@@ -420,13 +497,21 @@
           <w:tcPr>
             <w:tcW w:w="3116" w:type="dxa"/>
           </w:tcPr>
-          <w:p/>
+          <w:p>
+            <w:r>
+              <w:t>Rainforest &amp; Impact Websites</w:t>
+            </w:r>
+          </w:p>
         </w:tc>
         <w:tc>
           <w:tcPr>
             <w:tcW w:w="3117" w:type="dxa"/>
           </w:tcPr>
-          <w:p/>
+          <w:p>
+            <w:r>
+              <w:t>Assisted in rebuilding existing websites.</w:t>
+            </w:r>
+          </w:p>
         </w:tc>
         <w:tc>
           <w:tcPr>
@@ -440,53 +525,21 @@
           <w:tcPr>
             <w:tcW w:w="3116" w:type="dxa"/>
           </w:tcPr>
-          <w:p/>
+          <w:p>
+            <w:r>
+              <w:t>AWS Cloud Training</w:t>
+            </w:r>
+          </w:p>
         </w:tc>
         <w:tc>
           <w:tcPr>
             <w:tcW w:w="3117" w:type="dxa"/>
           </w:tcPr>
-          <w:p/>
-        </w:tc>
-        <w:tc>
-          <w:tcPr>
-            <w:tcW w:w="3117" w:type="dxa"/>
-          </w:tcPr>
-          <w:p/>
-        </w:tc>
-      </w:tr>
-      <w:tr>
-        <w:tc>
-          <w:tcPr>
-            <w:tcW w:w="3116" w:type="dxa"/>
-          </w:tcPr>
-          <w:p/>
-        </w:tc>
-        <w:tc>
-          <w:tcPr>
-            <w:tcW w:w="3117" w:type="dxa"/>
-          </w:tcPr>
-          <w:p/>
-        </w:tc>
-        <w:tc>
-          <w:tcPr>
-            <w:tcW w:w="3117" w:type="dxa"/>
-          </w:tcPr>
-          <w:p/>
-        </w:tc>
-      </w:tr>
-      <w:tr>
-        <w:tc>
-          <w:tcPr>
-            <w:tcW w:w="3116" w:type="dxa"/>
-          </w:tcPr>
-          <w:p/>
-        </w:tc>
-        <w:tc>
-          <w:tcPr>
-            <w:tcW w:w="3117" w:type="dxa"/>
-          </w:tcPr>
-          <w:p/>
+          <w:p>
+            <w:r>
+              <w:t>Engaged in intensive AWS training to enhance cloud expertise.</w:t>
+            </w:r>
+          </w:p>
         </w:tc>
         <w:tc>
           <w:tcPr>
@@ -496,7 +549,14 @@
         </w:tc>
       </w:tr>
     </w:tbl>
-    <w:p/>
+    <w:p>
+      <w:pPr>
+        <w:rPr>
+          <w:b/>
+          <w:bCs/>
+        </w:rPr>
+      </w:pPr>
+    </w:p>
     <w:p>
       <w:pPr>
         <w:rPr>
@@ -534,11 +594,11 @@
         <w:tblLook w:val="04A0" w:firstRow="1" w:lastRow="0" w:firstColumn="1" w:lastColumn="0" w:noHBand="0" w:noVBand="1"/>
       </w:tblPr>
       <w:tblGrid>
-        <w:gridCol w:w="1258"/>
-        <w:gridCol w:w="1360"/>
-        <w:gridCol w:w="2011"/>
-        <w:gridCol w:w="2524"/>
-        <w:gridCol w:w="2197"/>
+        <w:gridCol w:w="1647"/>
+        <w:gridCol w:w="1275"/>
+        <w:gridCol w:w="1744"/>
+        <w:gridCol w:w="2514"/>
+        <w:gridCol w:w="2170"/>
       </w:tblGrid>
       <w:tr>
         <w:tc>
@@ -559,6 +619,7 @@
                 <w:b/>
                 <w:bCs/>
               </w:rPr>
+              <w:lastRenderedPageBreak/>
               <w:t>Project Name</w:t>
             </w:r>
           </w:p>
@@ -659,6 +720,11 @@
             <w:hideMark/>
           </w:tcPr>
           <w:p>
+            <w:r>
+              <w:t>Presentation Posters</w:t>
+            </w:r>
+          </w:p>
+          <w:p>
             <w:pPr>
               <w:rPr>
                 <w:i/>
@@ -666,14 +732,6 @@
                 <w:color w:val="77206D" w:themeColor="accent5" w:themeShade="BF"/>
               </w:rPr>
             </w:pPr>
-            <w:r>
-              <w:rPr>
-                <w:i/>
-                <w:iCs/>
-                <w:color w:val="77206D" w:themeColor="accent5" w:themeShade="BF"/>
-              </w:rPr>
-              <w:t>Project X</w:t>
-            </w:r>
           </w:p>
         </w:tc>
         <w:tc>
@@ -681,6 +739,11 @@
             <w:tcW w:w="0" w:type="auto"/>
             <w:hideMark/>
           </w:tcPr>
+          <w:p>
+            <w:r>
+              <w:t>Completed</w:t>
+            </w:r>
+          </w:p>
           <w:p>
             <w:pPr>
               <w:rPr>
@@ -689,14 +752,6 @@
                 <w:color w:val="77206D" w:themeColor="accent5" w:themeShade="BF"/>
               </w:rPr>
             </w:pPr>
-            <w:r>
-              <w:rPr>
-                <w:i/>
-                <w:iCs/>
-                <w:color w:val="77206D" w:themeColor="accent5" w:themeShade="BF"/>
-              </w:rPr>
-              <w:t>75% Complete</w:t>
-            </w:r>
           </w:p>
         </w:tc>
         <w:tc>
@@ -704,6 +759,11 @@
             <w:tcW w:w="0" w:type="auto"/>
             <w:hideMark/>
           </w:tcPr>
+          <w:p>
+            <w:r>
+              <w:t>Final designs delivered</w:t>
+            </w:r>
+          </w:p>
           <w:p>
             <w:pPr>
               <w:rPr>
@@ -712,14 +772,6 @@
                 <w:color w:val="77206D" w:themeColor="accent5" w:themeShade="BF"/>
               </w:rPr>
             </w:pPr>
-            <w:r>
-              <w:rPr>
-                <w:i/>
-                <w:iCs/>
-                <w:color w:val="77206D" w:themeColor="accent5" w:themeShade="BF"/>
-              </w:rPr>
-              <w:t>Completed 3 out of 4 phases</w:t>
-            </w:r>
           </w:p>
         </w:tc>
         <w:tc>
@@ -727,6 +779,11 @@
             <w:tcW w:w="0" w:type="auto"/>
             <w:hideMark/>
           </w:tcPr>
+          <w:p>
+            <w:r>
+              <w:t>Client input came late, causing last-minute adjustments</w:t>
+            </w:r>
+          </w:p>
           <w:p>
             <w:pPr>
               <w:rPr>
@@ -735,14 +792,6 @@
                 <w:color w:val="77206D" w:themeColor="accent5" w:themeShade="BF"/>
               </w:rPr>
             </w:pPr>
-            <w:r>
-              <w:rPr>
-                <w:i/>
-                <w:iCs/>
-                <w:color w:val="77206D" w:themeColor="accent5" w:themeShade="BF"/>
-              </w:rPr>
-              <w:t>Delays in feedback from client</w:t>
-            </w:r>
           </w:p>
         </w:tc>
         <w:tc>
@@ -750,6 +799,11 @@
             <w:tcW w:w="0" w:type="auto"/>
             <w:hideMark/>
           </w:tcPr>
+          <w:p>
+            <w:r>
+              <w:t>Improve client communication for future projects</w:t>
+            </w:r>
+          </w:p>
           <w:p>
             <w:pPr>
               <w:rPr>
@@ -758,14 +812,6 @@
                 <w:color w:val="77206D" w:themeColor="accent5" w:themeShade="BF"/>
               </w:rPr>
             </w:pPr>
-            <w:r>
-              <w:rPr>
-                <w:i/>
-                <w:iCs/>
-                <w:color w:val="77206D" w:themeColor="accent5" w:themeShade="BF"/>
-              </w:rPr>
-              <w:t>Final review scheduled next week</w:t>
-            </w:r>
           </w:p>
         </w:tc>
       </w:tr>
@@ -776,6 +822,11 @@
             <w:hideMark/>
           </w:tcPr>
           <w:p>
+            <w:r>
+              <w:t>Au Esti Blog</w:t>
+            </w:r>
+          </w:p>
+          <w:p>
             <w:pPr>
               <w:rPr>
                 <w:i/>
@@ -783,14 +834,6 @@
                 <w:color w:val="77206D" w:themeColor="accent5" w:themeShade="BF"/>
               </w:rPr>
             </w:pPr>
-            <w:r>
-              <w:rPr>
-                <w:i/>
-                <w:iCs/>
-                <w:color w:val="77206D" w:themeColor="accent5" w:themeShade="BF"/>
-              </w:rPr>
-              <w:t>Project Y</w:t>
-            </w:r>
           </w:p>
         </w:tc>
         <w:tc>
@@ -798,6 +841,11 @@
             <w:tcW w:w="0" w:type="auto"/>
             <w:hideMark/>
           </w:tcPr>
+          <w:p>
+            <w:r>
+              <w:t>Completed</w:t>
+            </w:r>
+          </w:p>
           <w:p>
             <w:pPr>
               <w:rPr>
@@ -806,14 +854,6 @@
                 <w:color w:val="77206D" w:themeColor="accent5" w:themeShade="BF"/>
               </w:rPr>
             </w:pPr>
-            <w:r>
-              <w:rPr>
-                <w:i/>
-                <w:iCs/>
-                <w:color w:val="77206D" w:themeColor="accent5" w:themeShade="BF"/>
-              </w:rPr>
-              <w:t>In Progress</w:t>
-            </w:r>
           </w:p>
         </w:tc>
         <w:tc>
@@ -821,6 +861,11 @@
             <w:tcW w:w="0" w:type="auto"/>
             <w:hideMark/>
           </w:tcPr>
+          <w:p>
+            <w:r>
+              <w:t>Blog successfully set up</w:t>
+            </w:r>
+          </w:p>
           <w:p>
             <w:pPr>
               <w:rPr>
@@ -829,14 +874,6 @@
                 <w:color w:val="77206D" w:themeColor="accent5" w:themeShade="BF"/>
               </w:rPr>
             </w:pPr>
-            <w:r>
-              <w:rPr>
-                <w:i/>
-                <w:iCs/>
-                <w:color w:val="77206D" w:themeColor="accent5" w:themeShade="BF"/>
-              </w:rPr>
-              <w:t>Initial analysis completed</w:t>
-            </w:r>
           </w:p>
         </w:tc>
         <w:tc>
@@ -858,7 +895,25 @@
                 <w:iCs/>
                 <w:color w:val="77206D" w:themeColor="accent5" w:themeShade="BF"/>
               </w:rPr>
-              <w:t>None</w:t>
+              <w:t xml:space="preserve">Content </w:t>
+            </w:r>
+            <w:proofErr w:type="gramStart"/>
+            <w:r>
+              <w:rPr>
+                <w:i/>
+                <w:iCs/>
+                <w:color w:val="77206D" w:themeColor="accent5" w:themeShade="BF"/>
+              </w:rPr>
+              <w:t>for</w:t>
+            </w:r>
+            <w:proofErr w:type="gramEnd"/>
+            <w:r>
+              <w:rPr>
+                <w:i/>
+                <w:iCs/>
+                <w:color w:val="77206D" w:themeColor="accent5" w:themeShade="BF"/>
+              </w:rPr>
+              <w:t xml:space="preserve"> traffic driving</w:t>
             </w:r>
           </w:p>
         </w:tc>
@@ -867,6 +922,11 @@
             <w:tcW w:w="0" w:type="auto"/>
             <w:hideMark/>
           </w:tcPr>
+          <w:p>
+            <w:r>
+              <w:t>Monitor traffic and engagement</w:t>
+            </w:r>
+          </w:p>
           <w:p>
             <w:pPr>
               <w:rPr>
@@ -875,14 +935,6 @@
                 <w:color w:val="77206D" w:themeColor="accent5" w:themeShade="BF"/>
               </w:rPr>
             </w:pPr>
-            <w:r>
-              <w:rPr>
-                <w:i/>
-                <w:iCs/>
-                <w:color w:val="77206D" w:themeColor="accent5" w:themeShade="BF"/>
-              </w:rPr>
-              <w:t>Submit draft report by [Date]</w:t>
-            </w:r>
           </w:p>
         </w:tc>
       </w:tr>
@@ -891,6 +943,52 @@
           <w:tcPr>
             <w:tcW w:w="0" w:type="auto"/>
           </w:tcPr>
+          <w:p>
+            <w:proofErr w:type="spellStart"/>
+            <w:r>
+              <w:t>Ah</w:t>
+            </w:r>
+            <w:r>
+              <w:t>ome</w:t>
+            </w:r>
+            <w:proofErr w:type="spellEnd"/>
+            <w:r>
+              <w:t xml:space="preserve"> Website</w:t>
+            </w:r>
+          </w:p>
+          <w:p/>
+        </w:tc>
+        <w:tc>
+          <w:tcPr>
+            <w:tcW w:w="0" w:type="auto"/>
+          </w:tcPr>
+          <w:p>
+            <w:r>
+              <w:t>In Progress</w:t>
+            </w:r>
+          </w:p>
+          <w:p/>
+        </w:tc>
+        <w:tc>
+          <w:tcPr>
+            <w:tcW w:w="0" w:type="auto"/>
+          </w:tcPr>
+          <w:p>
+            <w:r>
+              <w:t>Framework implemented</w:t>
+            </w:r>
+          </w:p>
+          <w:p/>
+        </w:tc>
+        <w:tc>
+          <w:tcPr>
+            <w:tcW w:w="0" w:type="auto"/>
+          </w:tcPr>
+          <w:p>
+            <w:r>
+              <w:t>Adjusting Crowd.at template to match specifications</w:t>
+            </w:r>
+          </w:p>
           <w:p/>
         </w:tc>
         <w:tc>
@@ -898,23 +996,73 @@
             <w:tcW w:w="0" w:type="auto"/>
           </w:tcPr>
           <w:p/>
+          <w:p/>
+          <w:p>
+            <w:r>
+              <w:t>Finalize UI elements</w:t>
+            </w:r>
+          </w:p>
+          <w:p>
+            <w:pPr>
+              <w:ind w:firstLine="720"/>
+            </w:pPr>
+          </w:p>
         </w:tc>
+      </w:tr>
+      <w:tr>
         <w:tc>
           <w:tcPr>
             <w:tcW w:w="0" w:type="auto"/>
           </w:tcPr>
+          <w:p>
+            <w:r>
+              <w:t>Rainforest &amp; Impact Websites</w:t>
+            </w:r>
+          </w:p>
           <w:p/>
         </w:tc>
         <w:tc>
           <w:tcPr>
             <w:tcW w:w="0" w:type="auto"/>
           </w:tcPr>
+          <w:p>
+            <w:r>
+              <w:t>In Progress</w:t>
+            </w:r>
+          </w:p>
           <w:p/>
         </w:tc>
         <w:tc>
           <w:tcPr>
             <w:tcW w:w="0" w:type="auto"/>
           </w:tcPr>
+          <w:p>
+            <w:r>
+              <w:t>Structural rebuilding started</w:t>
+            </w:r>
+          </w:p>
+          <w:p/>
+        </w:tc>
+        <w:tc>
+          <w:tcPr>
+            <w:tcW w:w="0" w:type="auto"/>
+          </w:tcPr>
+          <w:p>
+            <w:r>
+              <w:t>Refining design to match client expectations</w:t>
+            </w:r>
+          </w:p>
+          <w:p/>
+        </w:tc>
+        <w:tc>
+          <w:tcPr>
+            <w:tcW w:w="0" w:type="auto"/>
+          </w:tcPr>
+          <w:p>
+            <w:r>
+              <w:t>Continue development &amp; gather feedback</w:t>
+            </w:r>
+          </w:p>
           <w:p/>
         </w:tc>
       </w:tr>
@@ -923,62 +1071,58 @@
           <w:tcPr>
             <w:tcW w:w="0" w:type="auto"/>
           </w:tcPr>
+          <w:p>
+            <w:r>
+              <w:t>AWS Cloud Training</w:t>
+            </w:r>
+          </w:p>
           <w:p/>
         </w:tc>
         <w:tc>
           <w:tcPr>
             <w:tcW w:w="0" w:type="auto"/>
           </w:tcPr>
+          <w:p>
+            <w:r>
+              <w:t>Ongoing</w:t>
+            </w:r>
+          </w:p>
           <w:p/>
         </w:tc>
         <w:tc>
           <w:tcPr>
             <w:tcW w:w="0" w:type="auto"/>
           </w:tcPr>
+          <w:p>
+            <w:r>
+              <w:t>Completed foundational modules</w:t>
+            </w:r>
+          </w:p>
           <w:p/>
         </w:tc>
         <w:tc>
           <w:tcPr>
             <w:tcW w:w="0" w:type="auto"/>
           </w:tcPr>
+          <w:p>
+            <w:r>
+              <w:t>Balancing training with work projects</w:t>
+            </w:r>
+          </w:p>
           <w:p/>
         </w:tc>
         <w:tc>
           <w:tcPr>
             <w:tcW w:w="0" w:type="auto"/>
           </w:tcPr>
-          <w:p/>
-        </w:tc>
-      </w:tr>
-      <w:tr>
-        <w:tc>
-          <w:tcPr>
-            <w:tcW w:w="0" w:type="auto"/>
-          </w:tcPr>
-          <w:p/>
-        </w:tc>
-        <w:tc>
-          <w:tcPr>
-            <w:tcW w:w="0" w:type="auto"/>
-          </w:tcPr>
-          <w:p/>
-        </w:tc>
-        <w:tc>
-          <w:tcPr>
-            <w:tcW w:w="0" w:type="auto"/>
-          </w:tcPr>
-          <w:p/>
-        </w:tc>
-        <w:tc>
-          <w:tcPr>
-            <w:tcW w:w="0" w:type="auto"/>
-          </w:tcPr>
-          <w:p/>
-        </w:tc>
-        <w:tc>
-          <w:tcPr>
-            <w:tcW w:w="0" w:type="auto"/>
-          </w:tcPr>
+          <w:p>
+            <w:r>
+              <w:t>Continuing</w:t>
+            </w:r>
+            <w:r>
+              <w:t xml:space="preserve"> advanced modules</w:t>
+            </w:r>
+          </w:p>
           <w:p/>
         </w:tc>
       </w:tr>
@@ -997,7 +1141,6 @@
           <w:b/>
           <w:bCs/>
         </w:rPr>
-        <w:lastRenderedPageBreak/>
         <w:t>4. Overall Challenges</w:t>
       </w:r>
     </w:p>
@@ -1018,36 +1161,111 @@
       <w:pPr>
         <w:numPr>
           <w:ilvl w:val="0"/>
-          <w:numId w:val="6"/>
+          <w:numId w:val="10"/>
         </w:numPr>
-      </w:pPr>
-      <w:r>
-        <w:t>[Challenge 1]</w:t>
+        <w:rPr>
+          <w:lang w:val="en-GH"/>
+        </w:rPr>
+      </w:pPr>
+      <w:r>
+        <w:rPr>
+          <w:lang w:val="en-GH"/>
+        </w:rPr>
+        <w:t>Late client input for presentation poster designs led to last-minute modifications.</w:t>
       </w:r>
     </w:p>
     <w:p>
       <w:pPr>
         <w:numPr>
           <w:ilvl w:val="0"/>
-          <w:numId w:val="6"/>
+          <w:numId w:val="10"/>
         </w:numPr>
-      </w:pPr>
-      <w:r>
-        <w:t>[Challenge 2]</w:t>
+        <w:rPr>
+          <w:lang w:val="en-GH"/>
+        </w:rPr>
+      </w:pPr>
+      <w:r>
+        <w:rPr>
+          <w:lang w:val="en-GH"/>
+        </w:rPr>
+        <w:t xml:space="preserve">Ensuring template customization for the </w:t>
+      </w:r>
+      <w:proofErr w:type="spellStart"/>
+      <w:r>
+        <w:rPr>
+          <w:lang w:val="en-GH"/>
+        </w:rPr>
+        <w:t>Ah</w:t>
+      </w:r>
+      <w:r>
+        <w:rPr>
+          <w:lang w:val="en-GH"/>
+        </w:rPr>
+        <w:t>ome</w:t>
+      </w:r>
+      <w:proofErr w:type="spellEnd"/>
+      <w:r>
+        <w:rPr>
+          <w:lang w:val="en-GH"/>
+        </w:rPr>
+        <w:t xml:space="preserve"> website met project expectations.</w:t>
       </w:r>
     </w:p>
     <w:p>
       <w:pPr>
         <w:numPr>
           <w:ilvl w:val="0"/>
-          <w:numId w:val="6"/>
+          <w:numId w:val="10"/>
         </w:numPr>
-      </w:pPr>
-      <w:r>
-        <w:t>[Challenge 3]</w:t>
-      </w:r>
-    </w:p>
-    <w:p/>
+        <w:rPr>
+          <w:lang w:val="en-GH"/>
+        </w:rPr>
+      </w:pPr>
+      <w:r>
+        <w:rPr>
+          <w:lang w:val="en-GH"/>
+        </w:rPr>
+        <w:t xml:space="preserve">Balancing multiple </w:t>
+      </w:r>
+      <w:proofErr w:type="gramStart"/>
+      <w:r>
+        <w:rPr>
+          <w:lang w:val="en-GH"/>
+        </w:rPr>
+        <w:t>website</w:t>
+      </w:r>
+      <w:proofErr w:type="gramEnd"/>
+      <w:r>
+        <w:rPr>
+          <w:lang w:val="en-GH"/>
+        </w:rPr>
+        <w:t xml:space="preserve"> rebuilds within the same timeframe.</w:t>
+      </w:r>
+    </w:p>
+    <w:p>
+      <w:pPr>
+        <w:numPr>
+          <w:ilvl w:val="0"/>
+          <w:numId w:val="10"/>
+        </w:numPr>
+        <w:rPr>
+          <w:lang w:val="en-GH"/>
+        </w:rPr>
+      </w:pPr>
+      <w:r>
+        <w:rPr>
+          <w:lang w:val="en-GH"/>
+        </w:rPr>
+        <w:t>Managing time effectively between AWS training and ongoing projects.</w:t>
+      </w:r>
+    </w:p>
+    <w:p>
+      <w:pPr>
+        <w:rPr>
+          <w:lang w:val="en-GH"/>
+        </w:rPr>
+      </w:pPr>
+    </w:p>
     <w:p>
       <w:pPr>
         <w:rPr>
@@ -1080,36 +1298,91 @@
       <w:pPr>
         <w:numPr>
           <w:ilvl w:val="0"/>
-          <w:numId w:val="7"/>
+          <w:numId w:val="11"/>
         </w:numPr>
-      </w:pPr>
-      <w:r>
-        <w:t>[Recommendation 1]</w:t>
+        <w:rPr>
+          <w:lang w:val="en-GH"/>
+        </w:rPr>
+      </w:pPr>
+      <w:r>
+        <w:rPr>
+          <w:lang w:val="en-GH"/>
+        </w:rPr>
+        <w:t>Clients should provide early feedback on design preferences to prevent last-minute changes.</w:t>
       </w:r>
     </w:p>
     <w:p>
       <w:pPr>
         <w:numPr>
           <w:ilvl w:val="0"/>
-          <w:numId w:val="7"/>
+          <w:numId w:val="11"/>
         </w:numPr>
-      </w:pPr>
-      <w:r>
-        <w:t>[Recommendation 2]</w:t>
+        <w:rPr>
+          <w:lang w:val="en-GH"/>
+        </w:rPr>
+      </w:pPr>
+      <w:r>
+        <w:rPr>
+          <w:lang w:val="en-GH"/>
+        </w:rPr>
+        <w:t xml:space="preserve">When working on web-based projects, </w:t>
+      </w:r>
+      <w:r>
+        <w:rPr>
+          <w:b/>
+          <w:bCs/>
+          <w:lang w:val="en-GH"/>
+        </w:rPr>
+        <w:t>UI Figma markups</w:t>
+      </w:r>
+      <w:r>
+        <w:rPr>
+          <w:lang w:val="en-GH"/>
+        </w:rPr>
+        <w:t xml:space="preserve"> should be used to streamline the design process, especially when clients provide websites as templates or references.</w:t>
       </w:r>
     </w:p>
     <w:p>
       <w:pPr>
         <w:numPr>
           <w:ilvl w:val="0"/>
-          <w:numId w:val="7"/>
+          <w:numId w:val="11"/>
         </w:numPr>
-      </w:pPr>
-      <w:r>
-        <w:t>[Recommendation 3]</w:t>
-      </w:r>
-    </w:p>
-    <w:p/>
+        <w:rPr>
+          <w:lang w:val="en-GH"/>
+        </w:rPr>
+      </w:pPr>
+      <w:r>
+        <w:rPr>
+          <w:lang w:val="en-GH"/>
+        </w:rPr>
+        <w:t>Implement better time management strategies to balance multiple project timelines effectively.</w:t>
+      </w:r>
+    </w:p>
+    <w:p>
+      <w:pPr>
+        <w:numPr>
+          <w:ilvl w:val="0"/>
+          <w:numId w:val="11"/>
+        </w:numPr>
+        <w:rPr>
+          <w:lang w:val="en-GH"/>
+        </w:rPr>
+      </w:pPr>
+      <w:r>
+        <w:rPr>
+          <w:lang w:val="en-GH"/>
+        </w:rPr>
+        <w:t>Allocate dedicated time blocks for AWS training to ensure steady progress without affecting project deadlines.</w:t>
+      </w:r>
+    </w:p>
+    <w:p>
+      <w:pPr>
+        <w:rPr>
+          <w:lang w:val="en-GH"/>
+        </w:rPr>
+      </w:pPr>
+    </w:p>
     <w:p>
       <w:pPr>
         <w:rPr>
@@ -1142,36 +1415,115 @@
       <w:pPr>
         <w:numPr>
           <w:ilvl w:val="0"/>
-          <w:numId w:val="8"/>
+          <w:numId w:val="12"/>
         </w:numPr>
-      </w:pPr>
-      <w:r>
-        <w:t>[Goal 1]</w:t>
+        <w:rPr>
+          <w:lang w:val="en-GH"/>
+        </w:rPr>
+      </w:pPr>
+      <w:r>
+        <w:rPr>
+          <w:lang w:val="en-GH"/>
+        </w:rPr>
+        <w:t xml:space="preserve">Finalize and deploy the </w:t>
+      </w:r>
+      <w:proofErr w:type="spellStart"/>
+      <w:r>
+        <w:rPr>
+          <w:lang w:val="en-GH"/>
+        </w:rPr>
+        <w:t>Ah</w:t>
+      </w:r>
+      <w:r>
+        <w:rPr>
+          <w:lang w:val="en-GH"/>
+        </w:rPr>
+        <w:t>ome</w:t>
+      </w:r>
+      <w:proofErr w:type="spellEnd"/>
+      <w:r>
+        <w:rPr>
+          <w:lang w:val="en-GH"/>
+        </w:rPr>
+        <w:t xml:space="preserve"> website.</w:t>
       </w:r>
     </w:p>
     <w:p>
       <w:pPr>
         <w:numPr>
           <w:ilvl w:val="0"/>
-          <w:numId w:val="8"/>
+          <w:numId w:val="12"/>
         </w:numPr>
-      </w:pPr>
-      <w:r>
-        <w:t>[Goal 2]</w:t>
+        <w:rPr>
+          <w:lang w:val="en-GH"/>
+        </w:rPr>
+      </w:pPr>
+      <w:r>
+        <w:rPr>
+          <w:lang w:val="en-GH"/>
+        </w:rPr>
+        <w:t>Continue work on Rainforest and Impact website rebuilds.</w:t>
       </w:r>
     </w:p>
     <w:p>
       <w:pPr>
         <w:numPr>
           <w:ilvl w:val="0"/>
-          <w:numId w:val="8"/>
+          <w:numId w:val="12"/>
         </w:numPr>
-      </w:pPr>
-      <w:r>
-        <w:t>[Goal 3]</w:t>
-      </w:r>
-    </w:p>
-    <w:p/>
+        <w:rPr>
+          <w:lang w:val="en-GH"/>
+        </w:rPr>
+      </w:pPr>
+      <w:r>
+        <w:rPr>
+          <w:lang w:val="en-GH"/>
+        </w:rPr>
+        <w:t>Improve workflow for handling multiple web projects simultaneously.</w:t>
+      </w:r>
+    </w:p>
+    <w:p>
+      <w:pPr>
+        <w:numPr>
+          <w:ilvl w:val="0"/>
+          <w:numId w:val="12"/>
+        </w:numPr>
+        <w:rPr>
+          <w:lang w:val="en-GH"/>
+        </w:rPr>
+      </w:pPr>
+      <w:r>
+        <w:rPr>
+          <w:lang w:val="en-GH"/>
+        </w:rPr>
+        <w:lastRenderedPageBreak/>
+        <w:t>Enhance UI design efficiency through Figma markups.</w:t>
+      </w:r>
+    </w:p>
+    <w:p>
+      <w:pPr>
+        <w:numPr>
+          <w:ilvl w:val="0"/>
+          <w:numId w:val="12"/>
+        </w:numPr>
+        <w:rPr>
+          <w:lang w:val="en-GH"/>
+        </w:rPr>
+      </w:pPr>
+      <w:r>
+        <w:rPr>
+          <w:lang w:val="en-GH"/>
+        </w:rPr>
+        <w:t>Advance to the next phase of AWS Cloud training.</w:t>
+      </w:r>
+    </w:p>
+    <w:p>
+      <w:pPr>
+        <w:rPr>
+          <w:lang w:val="en-GH"/>
+        </w:rPr>
+      </w:pPr>
+    </w:p>
     <w:p/>
     <w:p/>
     <w:p/>
@@ -1402,7 +1754,7 @@
 </file>
 
 <file path=word/endnotes.xml><?xml version="1.0" encoding="utf-8"?>
-<w:endnotes xmlns:wpc="http://schemas.microsoft.com/office/word/2010/wordprocessingCanvas" xmlns:cx="http://schemas.microsoft.com/office/drawing/2014/chartex" xmlns:cx1="http://schemas.microsoft.com/office/drawing/2015/9/8/chartex" xmlns:cx2="http://schemas.microsoft.com/office/drawing/2015/10/21/chartex" xmlns:cx3="http://schemas.microsoft.com/office/drawing/2016/5/9/chartex" xmlns:cx4="http://schemas.microsoft.com/office/drawing/2016/5/10/chartex" xmlns:cx5="http://schemas.microsoft.com/office/drawing/2016/5/11/chartex" xmlns:cx6="http://schemas.microsoft.com/office/drawing/2016/5/12/chartex" xmlns:cx7="http://schemas.microsoft.com/office/drawing/2016/5/13/chartex" xmlns:cx8="http://schemas.microsoft.com/office/drawing/2016/5/14/chartex" xmlns:mc="http://schemas.openxmlformats.org/markup-compatibility/2006" xmlns:aink="http://schemas.microsoft.com/office/drawing/2016/ink" xmlns:am3d="http://schemas.microsoft.com/office/drawing/2017/model3d" xmlns:o="urn:schemas-microsoft-com:office:office" xmlns:oel="http://schemas.microsoft.com/office/2019/extlst" xmlns:r="http://schemas.openxmlformats.org/officeDocument/2006/relationships" xmlns:m="http://schemas.openxmlformats.org/officeDocument/2006/math" xmlns:v="urn:schemas-microsoft-com:vml" xmlns:wp14="http://schemas.microsoft.com/office/word/2010/wordprocessingDrawing" xmlns:wp="http://schemas.openxmlformats.org/drawingml/2006/wordprocessingDrawing" xmlns:w10="urn:schemas-microsoft-com:office:word" xmlns:w="http://schemas.openxmlformats.org/wordprocessingml/2006/main" xmlns:w14="http://schemas.microsoft.com/office/word/2010/wordml" xmlns:w15="http://schemas.microsoft.com/office/word/2012/wordml" xmlns:w16cex="http://schemas.microsoft.com/office/word/2018/wordml/cex" xmlns:w16cid="http://schemas.microsoft.com/office/word/2016/wordml/cid" xmlns:w16="http://schemas.microsoft.com/office/word/2018/wordml" xmlns:w16du="http://schemas.microsoft.com/office/word/2023/wordml/word16du" xmlns:w16sdtdh="http://schemas.microsoft.com/office/word/2020/wordml/sdtdatahash" xmlns:w16se="http://schemas.microsoft.com/office/word/2015/wordml/symex" xmlns:wpg="http://schemas.microsoft.com/office/word/2010/wordprocessingGroup" xmlns:wpi="http://schemas.microsoft.com/office/word/2010/wordprocessingInk" xmlns:wne="http://schemas.microsoft.com/office/word/2006/wordml" xmlns:wps="http://schemas.microsoft.com/office/word/2010/wordprocessingShape" mc:Ignorable="w14 w15 w16se w16cid w16 w16cex w16sdtdh w16du wp14">
+<w:endnotes xmlns:wpc="http://schemas.microsoft.com/office/word/2010/wordprocessingCanvas" xmlns:cx="http://schemas.microsoft.com/office/drawing/2014/chartex" xmlns:cx1="http://schemas.microsoft.com/office/drawing/2015/9/8/chartex" xmlns:cx2="http://schemas.microsoft.com/office/drawing/2015/10/21/chartex" xmlns:cx3="http://schemas.microsoft.com/office/drawing/2016/5/9/chartex" xmlns:cx4="http://schemas.microsoft.com/office/drawing/2016/5/10/chartex" xmlns:cx5="http://schemas.microsoft.com/office/drawing/2016/5/11/chartex" xmlns:cx6="http://schemas.microsoft.com/office/drawing/2016/5/12/chartex" xmlns:cx7="http://schemas.microsoft.com/office/drawing/2016/5/13/chartex" xmlns:cx8="http://schemas.microsoft.com/office/drawing/2016/5/14/chartex" xmlns:mc="http://schemas.openxmlformats.org/markup-compatibility/2006" xmlns:aink="http://schemas.microsoft.com/office/drawing/2016/ink" xmlns:am3d="http://schemas.microsoft.com/office/drawing/2017/model3d" xmlns:o="urn:schemas-microsoft-com:office:office" xmlns:oel="http://schemas.microsoft.com/office/2019/extlst" xmlns:r="http://schemas.openxmlformats.org/officeDocument/2006/relationships" xmlns:m="http://schemas.openxmlformats.org/officeDocument/2006/math" xmlns:v="urn:schemas-microsoft-com:vml" xmlns:wp14="http://schemas.microsoft.com/office/word/2010/wordprocessingDrawing" xmlns:wp="http://schemas.openxmlformats.org/drawingml/2006/wordprocessingDrawing" xmlns:w10="urn:schemas-microsoft-com:office:word" xmlns:w="http://schemas.openxmlformats.org/wordprocessingml/2006/main" xmlns:w14="http://schemas.microsoft.com/office/word/2010/wordml" xmlns:w15="http://schemas.microsoft.com/office/word/2012/wordml" xmlns:w16cex="http://schemas.microsoft.com/office/word/2018/wordml/cex" xmlns:w16cid="http://schemas.microsoft.com/office/word/2016/wordml/cid" xmlns:w16="http://schemas.microsoft.com/office/word/2018/wordml" xmlns:w16du="http://schemas.microsoft.com/office/word/2023/wordml/word16du" xmlns:w16sdtdh="http://schemas.microsoft.com/office/word/2020/wordml/sdtdatahash" xmlns:w16sdtfl="http://schemas.microsoft.com/office/word/2024/wordml/sdtformatlock" xmlns:w16se="http://schemas.microsoft.com/office/word/2015/wordml/symex" xmlns:wpg="http://schemas.microsoft.com/office/word/2010/wordprocessingGroup" xmlns:wpi="http://schemas.microsoft.com/office/word/2010/wordprocessingInk" xmlns:wne="http://schemas.microsoft.com/office/word/2006/wordml" xmlns:wps="http://schemas.microsoft.com/office/word/2010/wordprocessingShape" mc:Ignorable="w14 w15 w16se w16cid w16 w16cex w16sdtdh w16sdtfl w16du wp14">
   <w:endnote w:type="separator" w:id="-1">
     <w:p>
       <w:r>
@@ -1421,7 +1773,7 @@
 </file>
 
 <file path=word/footer1.xml><?xml version="1.0" encoding="utf-8"?>
-<w:ftr xmlns:wpc="http://schemas.microsoft.com/office/word/2010/wordprocessingCanvas" xmlns:cx="http://schemas.microsoft.com/office/drawing/2014/chartex" xmlns:cx1="http://schemas.microsoft.com/office/drawing/2015/9/8/chartex" xmlns:cx2="http://schemas.microsoft.com/office/drawing/2015/10/21/chartex" xmlns:cx3="http://schemas.microsoft.com/office/drawing/2016/5/9/chartex" xmlns:cx4="http://schemas.microsoft.com/office/drawing/2016/5/10/chartex" xmlns:cx5="http://schemas.microsoft.com/office/drawing/2016/5/11/chartex" xmlns:cx6="http://schemas.microsoft.com/office/drawing/2016/5/12/chartex" xmlns:cx7="http://schemas.microsoft.com/office/drawing/2016/5/13/chartex" xmlns:cx8="http://schemas.microsoft.com/office/drawing/2016/5/14/chartex" xmlns:mc="http://schemas.openxmlformats.org/markup-compatibility/2006" xmlns:aink="http://schemas.microsoft.com/office/drawing/2016/ink" xmlns:am3d="http://schemas.microsoft.com/office/drawing/2017/model3d" xmlns:o="urn:schemas-microsoft-com:office:office" xmlns:oel="http://schemas.microsoft.com/office/2019/extlst" xmlns:r="http://schemas.openxmlformats.org/officeDocument/2006/relationships" xmlns:m="http://schemas.openxmlformats.org/officeDocument/2006/math" xmlns:v="urn:schemas-microsoft-com:vml" xmlns:wp14="http://schemas.microsoft.com/office/word/2010/wordprocessingDrawing" xmlns:wp="http://schemas.openxmlformats.org/drawingml/2006/wordprocessingDrawing" xmlns:w10="urn:schemas-microsoft-com:office:word" xmlns:w="http://schemas.openxmlformats.org/wordprocessingml/2006/main" xmlns:w14="http://schemas.microsoft.com/office/word/2010/wordml" xmlns:w15="http://schemas.microsoft.com/office/word/2012/wordml" xmlns:w16cex="http://schemas.microsoft.com/office/word/2018/wordml/cex" xmlns:w16cid="http://schemas.microsoft.com/office/word/2016/wordml/cid" xmlns:w16="http://schemas.microsoft.com/office/word/2018/wordml" xmlns:w16du="http://schemas.microsoft.com/office/word/2023/wordml/word16du" xmlns:w16sdtdh="http://schemas.microsoft.com/office/word/2020/wordml/sdtdatahash" xmlns:w16se="http://schemas.microsoft.com/office/word/2015/wordml/symex" xmlns:wpg="http://schemas.microsoft.com/office/word/2010/wordprocessingGroup" xmlns:wpi="http://schemas.microsoft.com/office/word/2010/wordprocessingInk" xmlns:wne="http://schemas.microsoft.com/office/word/2006/wordml" xmlns:wps="http://schemas.microsoft.com/office/word/2010/wordprocessingShape" mc:Ignorable="w14 w15 w16se w16cid w16 w16cex w16sdtdh w16du wp14">
+<w:ftr xmlns:wpc="http://schemas.microsoft.com/office/word/2010/wordprocessingCanvas" xmlns:cx="http://schemas.microsoft.com/office/drawing/2014/chartex" xmlns:cx1="http://schemas.microsoft.com/office/drawing/2015/9/8/chartex" xmlns:cx2="http://schemas.microsoft.com/office/drawing/2015/10/21/chartex" xmlns:cx3="http://schemas.microsoft.com/office/drawing/2016/5/9/chartex" xmlns:cx4="http://schemas.microsoft.com/office/drawing/2016/5/10/chartex" xmlns:cx5="http://schemas.microsoft.com/office/drawing/2016/5/11/chartex" xmlns:cx6="http://schemas.microsoft.com/office/drawing/2016/5/12/chartex" xmlns:cx7="http://schemas.microsoft.com/office/drawing/2016/5/13/chartex" xmlns:cx8="http://schemas.microsoft.com/office/drawing/2016/5/14/chartex" xmlns:mc="http://schemas.openxmlformats.org/markup-compatibility/2006" xmlns:aink="http://schemas.microsoft.com/office/drawing/2016/ink" xmlns:am3d="http://schemas.microsoft.com/office/drawing/2017/model3d" xmlns:o="urn:schemas-microsoft-com:office:office" xmlns:oel="http://schemas.microsoft.com/office/2019/extlst" xmlns:r="http://schemas.openxmlformats.org/officeDocument/2006/relationships" xmlns:m="http://schemas.openxmlformats.org/officeDocument/2006/math" xmlns:v="urn:schemas-microsoft-com:vml" xmlns:wp14="http://schemas.microsoft.com/office/word/2010/wordprocessingDrawing" xmlns:wp="http://schemas.openxmlformats.org/drawingml/2006/wordprocessingDrawing" xmlns:w10="urn:schemas-microsoft-com:office:word" xmlns:w="http://schemas.openxmlformats.org/wordprocessingml/2006/main" xmlns:w14="http://schemas.microsoft.com/office/word/2010/wordml" xmlns:w15="http://schemas.microsoft.com/office/word/2012/wordml" xmlns:w16cex="http://schemas.microsoft.com/office/word/2018/wordml/cex" xmlns:w16cid="http://schemas.microsoft.com/office/word/2016/wordml/cid" xmlns:w16="http://schemas.microsoft.com/office/word/2018/wordml" xmlns:w16du="http://schemas.microsoft.com/office/word/2023/wordml/word16du" xmlns:w16sdtdh="http://schemas.microsoft.com/office/word/2020/wordml/sdtdatahash" xmlns:w16sdtfl="http://schemas.microsoft.com/office/word/2024/wordml/sdtformatlock" xmlns:w16se="http://schemas.microsoft.com/office/word/2015/wordml/symex" xmlns:wpg="http://schemas.microsoft.com/office/word/2010/wordprocessingGroup" xmlns:wpi="http://schemas.microsoft.com/office/word/2010/wordprocessingInk" xmlns:wne="http://schemas.microsoft.com/office/word/2006/wordml" xmlns:wps="http://schemas.microsoft.com/office/word/2010/wordprocessingShape" mc:Ignorable="w14 w15 w16se w16cid w16 w16cex w16sdtdh w16sdtfl w16du wp14">
   <w:sdt>
     <w:sdtPr>
       <w:id w:val="-276649152"/>
@@ -1537,7 +1889,7 @@
 </file>
 
 <file path=word/footnotes.xml><?xml version="1.0" encoding="utf-8"?>
-<w:footnotes xmlns:wpc="http://schemas.microsoft.com/office/word/2010/wordprocessingCanvas" xmlns:cx="http://schemas.microsoft.com/office/drawing/2014/chartex" xmlns:cx1="http://schemas.microsoft.com/office/drawing/2015/9/8/chartex" xmlns:cx2="http://schemas.microsoft.com/office/drawing/2015/10/21/chartex" xmlns:cx3="http://schemas.microsoft.com/office/drawing/2016/5/9/chartex" xmlns:cx4="http://schemas.microsoft.com/office/drawing/2016/5/10/chartex" xmlns:cx5="http://schemas.microsoft.com/office/drawing/2016/5/11/chartex" xmlns:cx6="http://schemas.microsoft.com/office/drawing/2016/5/12/chartex" xmlns:cx7="http://schemas.microsoft.com/office/drawing/2016/5/13/chartex" xmlns:cx8="http://schemas.microsoft.com/office/drawing/2016/5/14/chartex" xmlns:mc="http://schemas.openxmlformats.org/markup-compatibility/2006" xmlns:aink="http://schemas.microsoft.com/office/drawing/2016/ink" xmlns:am3d="http://schemas.microsoft.com/office/drawing/2017/model3d" xmlns:o="urn:schemas-microsoft-com:office:office" xmlns:oel="http://schemas.microsoft.com/office/2019/extlst" xmlns:r="http://schemas.openxmlformats.org/officeDocument/2006/relationships" xmlns:m="http://schemas.openxmlformats.org/officeDocument/2006/math" xmlns:v="urn:schemas-microsoft-com:vml" xmlns:wp14="http://schemas.microsoft.com/office/word/2010/wordprocessingDrawing" xmlns:wp="http://schemas.openxmlformats.org/drawingml/2006/wordprocessingDrawing" xmlns:w10="urn:schemas-microsoft-com:office:word" xmlns:w="http://schemas.openxmlformats.org/wordprocessingml/2006/main" xmlns:w14="http://schemas.microsoft.com/office/word/2010/wordml" xmlns:w15="http://schemas.microsoft.com/office/word/2012/wordml" xmlns:w16cex="http://schemas.microsoft.com/office/word/2018/wordml/cex" xmlns:w16cid="http://schemas.microsoft.com/office/word/2016/wordml/cid" xmlns:w16="http://schemas.microsoft.com/office/word/2018/wordml" xmlns:w16du="http://schemas.microsoft.com/office/word/2023/wordml/word16du" xmlns:w16sdtdh="http://schemas.microsoft.com/office/word/2020/wordml/sdtdatahash" xmlns:w16se="http://schemas.microsoft.com/office/word/2015/wordml/symex" xmlns:wpg="http://schemas.microsoft.com/office/word/2010/wordprocessingGroup" xmlns:wpi="http://schemas.microsoft.com/office/word/2010/wordprocessingInk" xmlns:wne="http://schemas.microsoft.com/office/word/2006/wordml" xmlns:wps="http://schemas.microsoft.com/office/word/2010/wordprocessingShape" mc:Ignorable="w14 w15 w16se w16cid w16 w16cex w16sdtdh w16du wp14">
+<w:footnotes xmlns:wpc="http://schemas.microsoft.com/office/word/2010/wordprocessingCanvas" xmlns:cx="http://schemas.microsoft.com/office/drawing/2014/chartex" xmlns:cx1="http://schemas.microsoft.com/office/drawing/2015/9/8/chartex" xmlns:cx2="http://schemas.microsoft.com/office/drawing/2015/10/21/chartex" xmlns:cx3="http://schemas.microsoft.com/office/drawing/2016/5/9/chartex" xmlns:cx4="http://schemas.microsoft.com/office/drawing/2016/5/10/chartex" xmlns:cx5="http://schemas.microsoft.com/office/drawing/2016/5/11/chartex" xmlns:cx6="http://schemas.microsoft.com/office/drawing/2016/5/12/chartex" xmlns:cx7="http://schemas.microsoft.com/office/drawing/2016/5/13/chartex" xmlns:cx8="http://schemas.microsoft.com/office/drawing/2016/5/14/chartex" xmlns:mc="http://schemas.openxmlformats.org/markup-compatibility/2006" xmlns:aink="http://schemas.microsoft.com/office/drawing/2016/ink" xmlns:am3d="http://schemas.microsoft.com/office/drawing/2017/model3d" xmlns:o="urn:schemas-microsoft-com:office:office" xmlns:oel="http://schemas.microsoft.com/office/2019/extlst" xmlns:r="http://schemas.openxmlformats.org/officeDocument/2006/relationships" xmlns:m="http://schemas.openxmlformats.org/officeDocument/2006/math" xmlns:v="urn:schemas-microsoft-com:vml" xmlns:wp14="http://schemas.microsoft.com/office/word/2010/wordprocessingDrawing" xmlns:wp="http://schemas.openxmlformats.org/drawingml/2006/wordprocessingDrawing" xmlns:w10="urn:schemas-microsoft-com:office:word" xmlns:w="http://schemas.openxmlformats.org/wordprocessingml/2006/main" xmlns:w14="http://schemas.microsoft.com/office/word/2010/wordml" xmlns:w15="http://schemas.microsoft.com/office/word/2012/wordml" xmlns:w16cex="http://schemas.microsoft.com/office/word/2018/wordml/cex" xmlns:w16cid="http://schemas.microsoft.com/office/word/2016/wordml/cid" xmlns:w16="http://schemas.microsoft.com/office/word/2018/wordml" xmlns:w16du="http://schemas.microsoft.com/office/word/2023/wordml/word16du" xmlns:w16sdtdh="http://schemas.microsoft.com/office/word/2020/wordml/sdtdatahash" xmlns:w16sdtfl="http://schemas.microsoft.com/office/word/2024/wordml/sdtformatlock" xmlns:w16se="http://schemas.microsoft.com/office/word/2015/wordml/symex" xmlns:wpg="http://schemas.microsoft.com/office/word/2010/wordprocessingGroup" xmlns:wpi="http://schemas.microsoft.com/office/word/2010/wordprocessingInk" xmlns:wne="http://schemas.microsoft.com/office/word/2006/wordml" xmlns:wps="http://schemas.microsoft.com/office/word/2010/wordprocessingShape" mc:Ignorable="w14 w15 w16se w16cid w16 w16cex w16sdtdh w16sdtfl w16du wp14">
   <w:footnote w:type="separator" w:id="-1">
     <w:p>
       <w:r>
@@ -1556,7 +1908,7 @@
 </file>
 
 <file path=word/header1.xml><?xml version="1.0" encoding="utf-8"?>
-<w:hdr xmlns:wpc="http://schemas.microsoft.com/office/word/2010/wordprocessingCanvas" xmlns:cx="http://schemas.microsoft.com/office/drawing/2014/chartex" xmlns:cx1="http://schemas.microsoft.com/office/drawing/2015/9/8/chartex" xmlns:cx2="http://schemas.microsoft.com/office/drawing/2015/10/21/chartex" xmlns:cx3="http://schemas.microsoft.com/office/drawing/2016/5/9/chartex" xmlns:cx4="http://schemas.microsoft.com/office/drawing/2016/5/10/chartex" xmlns:cx5="http://schemas.microsoft.com/office/drawing/2016/5/11/chartex" xmlns:cx6="http://schemas.microsoft.com/office/drawing/2016/5/12/chartex" xmlns:cx7="http://schemas.microsoft.com/office/drawing/2016/5/13/chartex" xmlns:cx8="http://schemas.microsoft.com/office/drawing/2016/5/14/chartex" xmlns:mc="http://schemas.openxmlformats.org/markup-compatibility/2006" xmlns:aink="http://schemas.microsoft.com/office/drawing/2016/ink" xmlns:am3d="http://schemas.microsoft.com/office/drawing/2017/model3d" xmlns:o="urn:schemas-microsoft-com:office:office" xmlns:oel="http://schemas.microsoft.com/office/2019/extlst" xmlns:r="http://schemas.openxmlformats.org/officeDocument/2006/relationships" xmlns:m="http://schemas.openxmlformats.org/officeDocument/2006/math" xmlns:v="urn:schemas-microsoft-com:vml" xmlns:wp14="http://schemas.microsoft.com/office/word/2010/wordprocessingDrawing" xmlns:wp="http://schemas.openxmlformats.org/drawingml/2006/wordprocessingDrawing" xmlns:w10="urn:schemas-microsoft-com:office:word" xmlns:w="http://schemas.openxmlformats.org/wordprocessingml/2006/main" xmlns:w14="http://schemas.microsoft.com/office/word/2010/wordml" xmlns:w15="http://schemas.microsoft.com/office/word/2012/wordml" xmlns:w16cex="http://schemas.microsoft.com/office/word/2018/wordml/cex" xmlns:w16cid="http://schemas.microsoft.com/office/word/2016/wordml/cid" xmlns:w16="http://schemas.microsoft.com/office/word/2018/wordml" xmlns:w16du="http://schemas.microsoft.com/office/word/2023/wordml/word16du" xmlns:w16sdtdh="http://schemas.microsoft.com/office/word/2020/wordml/sdtdatahash" xmlns:w16se="http://schemas.microsoft.com/office/word/2015/wordml/symex" xmlns:wpg="http://schemas.microsoft.com/office/word/2010/wordprocessingGroup" xmlns:wpi="http://schemas.microsoft.com/office/word/2010/wordprocessingInk" xmlns:wne="http://schemas.microsoft.com/office/word/2006/wordml" xmlns:wps="http://schemas.microsoft.com/office/word/2010/wordprocessingShape" mc:Ignorable="w14 w15 w16se w16cid w16 w16cex w16sdtdh w16du wp14">
+<w:hdr xmlns:wpc="http://schemas.microsoft.com/office/word/2010/wordprocessingCanvas" xmlns:cx="http://schemas.microsoft.com/office/drawing/2014/chartex" xmlns:cx1="http://schemas.microsoft.com/office/drawing/2015/9/8/chartex" xmlns:cx2="http://schemas.microsoft.com/office/drawing/2015/10/21/chartex" xmlns:cx3="http://schemas.microsoft.com/office/drawing/2016/5/9/chartex" xmlns:cx4="http://schemas.microsoft.com/office/drawing/2016/5/10/chartex" xmlns:cx5="http://schemas.microsoft.com/office/drawing/2016/5/11/chartex" xmlns:cx6="http://schemas.microsoft.com/office/drawing/2016/5/12/chartex" xmlns:cx7="http://schemas.microsoft.com/office/drawing/2016/5/13/chartex" xmlns:cx8="http://schemas.microsoft.com/office/drawing/2016/5/14/chartex" xmlns:mc="http://schemas.openxmlformats.org/markup-compatibility/2006" xmlns:aink="http://schemas.microsoft.com/office/drawing/2016/ink" xmlns:am3d="http://schemas.microsoft.com/office/drawing/2017/model3d" xmlns:o="urn:schemas-microsoft-com:office:office" xmlns:oel="http://schemas.microsoft.com/office/2019/extlst" xmlns:r="http://schemas.openxmlformats.org/officeDocument/2006/relationships" xmlns:m="http://schemas.openxmlformats.org/officeDocument/2006/math" xmlns:v="urn:schemas-microsoft-com:vml" xmlns:wp14="http://schemas.microsoft.com/office/word/2010/wordprocessingDrawing" xmlns:wp="http://schemas.openxmlformats.org/drawingml/2006/wordprocessingDrawing" xmlns:w10="urn:schemas-microsoft-com:office:word" xmlns:w="http://schemas.openxmlformats.org/wordprocessingml/2006/main" xmlns:w14="http://schemas.microsoft.com/office/word/2010/wordml" xmlns:w15="http://schemas.microsoft.com/office/word/2012/wordml" xmlns:w16cex="http://schemas.microsoft.com/office/word/2018/wordml/cex" xmlns:w16cid="http://schemas.microsoft.com/office/word/2016/wordml/cid" xmlns:w16="http://schemas.microsoft.com/office/word/2018/wordml" xmlns:w16du="http://schemas.microsoft.com/office/word/2023/wordml/word16du" xmlns:w16sdtdh="http://schemas.microsoft.com/office/word/2020/wordml/sdtdatahash" xmlns:w16sdtfl="http://schemas.microsoft.com/office/word/2024/wordml/sdtformatlock" xmlns:w16se="http://schemas.microsoft.com/office/word/2015/wordml/symex" xmlns:wpg="http://schemas.microsoft.com/office/word/2010/wordprocessingGroup" xmlns:wpi="http://schemas.microsoft.com/office/word/2010/wordprocessingInk" xmlns:wne="http://schemas.microsoft.com/office/word/2006/wordml" xmlns:wps="http://schemas.microsoft.com/office/word/2010/wordprocessingShape" mc:Ignorable="w14 w15 w16se w16cid w16 w16cex w16sdtdh w16sdtfl w16du wp14">
   <w:p>
     <w:pPr>
       <w:pStyle w:val="Header"/>
@@ -1619,7 +1971,7 @@
 </file>
 
 <file path=word/numbering.xml><?xml version="1.0" encoding="utf-8"?>
-<w:numbering xmlns:wpc="http://schemas.microsoft.com/office/word/2010/wordprocessingCanvas" xmlns:cx="http://schemas.microsoft.com/office/drawing/2014/chartex" xmlns:cx1="http://schemas.microsoft.com/office/drawing/2015/9/8/chartex" xmlns:cx2="http://schemas.microsoft.com/office/drawing/2015/10/21/chartex" xmlns:cx3="http://schemas.microsoft.com/office/drawing/2016/5/9/chartex" xmlns:cx4="http://schemas.microsoft.com/office/drawing/2016/5/10/chartex" xmlns:cx5="http://schemas.microsoft.com/office/drawing/2016/5/11/chartex" xmlns:cx6="http://schemas.microsoft.com/office/drawing/2016/5/12/chartex" xmlns:cx7="http://schemas.microsoft.com/office/drawing/2016/5/13/chartex" xmlns:cx8="http://schemas.microsoft.com/office/drawing/2016/5/14/chartex" xmlns:mc="http://schemas.openxmlformats.org/markup-compatibility/2006" xmlns:aink="http://schemas.microsoft.com/office/drawing/2016/ink" xmlns:am3d="http://schemas.microsoft.com/office/drawing/2017/model3d" xmlns:o="urn:schemas-microsoft-com:office:office" xmlns:oel="http://schemas.microsoft.com/office/2019/extlst" xmlns:r="http://schemas.openxmlformats.org/officeDocument/2006/relationships" xmlns:m="http://schemas.openxmlformats.org/officeDocument/2006/math" xmlns:v="urn:schemas-microsoft-com:vml" xmlns:wp14="http://schemas.microsoft.com/office/word/2010/wordprocessingDrawing" xmlns:wp="http://schemas.openxmlformats.org/drawingml/2006/wordprocessingDrawing" xmlns:w10="urn:schemas-microsoft-com:office:word" xmlns:w="http://schemas.openxmlformats.org/wordprocessingml/2006/main" xmlns:w14="http://schemas.microsoft.com/office/word/2010/wordml" xmlns:w15="http://schemas.microsoft.com/office/word/2012/wordml" xmlns:w16cex="http://schemas.microsoft.com/office/word/2018/wordml/cex" xmlns:w16cid="http://schemas.microsoft.com/office/word/2016/wordml/cid" xmlns:w16="http://schemas.microsoft.com/office/word/2018/wordml" xmlns:w16du="http://schemas.microsoft.com/office/word/2023/wordml/word16du" xmlns:w16sdtdh="http://schemas.microsoft.com/office/word/2020/wordml/sdtdatahash" xmlns:w16se="http://schemas.microsoft.com/office/word/2015/wordml/symex" xmlns:wpg="http://schemas.microsoft.com/office/word/2010/wordprocessingGroup" xmlns:wpi="http://schemas.microsoft.com/office/word/2010/wordprocessingInk" xmlns:wne="http://schemas.microsoft.com/office/word/2006/wordml" xmlns:wps="http://schemas.microsoft.com/office/word/2010/wordprocessingShape" mc:Ignorable="w14 w15 w16se w16cid w16 w16cex w16sdtdh w16du wp14">
+<w:numbering xmlns:wpc="http://schemas.microsoft.com/office/word/2010/wordprocessingCanvas" xmlns:cx="http://schemas.microsoft.com/office/drawing/2014/chartex" xmlns:cx1="http://schemas.microsoft.com/office/drawing/2015/9/8/chartex" xmlns:cx2="http://schemas.microsoft.com/office/drawing/2015/10/21/chartex" xmlns:cx3="http://schemas.microsoft.com/office/drawing/2016/5/9/chartex" xmlns:cx4="http://schemas.microsoft.com/office/drawing/2016/5/10/chartex" xmlns:cx5="http://schemas.microsoft.com/office/drawing/2016/5/11/chartex" xmlns:cx6="http://schemas.microsoft.com/office/drawing/2016/5/12/chartex" xmlns:cx7="http://schemas.microsoft.com/office/drawing/2016/5/13/chartex" xmlns:cx8="http://schemas.microsoft.com/office/drawing/2016/5/14/chartex" xmlns:mc="http://schemas.openxmlformats.org/markup-compatibility/2006" xmlns:aink="http://schemas.microsoft.com/office/drawing/2016/ink" xmlns:am3d="http://schemas.microsoft.com/office/drawing/2017/model3d" xmlns:o="urn:schemas-microsoft-com:office:office" xmlns:oel="http://schemas.microsoft.com/office/2019/extlst" xmlns:r="http://schemas.openxmlformats.org/officeDocument/2006/relationships" xmlns:m="http://schemas.openxmlformats.org/officeDocument/2006/math" xmlns:v="urn:schemas-microsoft-com:vml" xmlns:wp14="http://schemas.microsoft.com/office/word/2010/wordprocessingDrawing" xmlns:wp="http://schemas.openxmlformats.org/drawingml/2006/wordprocessingDrawing" xmlns:w10="urn:schemas-microsoft-com:office:word" xmlns:w="http://schemas.openxmlformats.org/wordprocessingml/2006/main" xmlns:w14="http://schemas.microsoft.com/office/word/2010/wordml" xmlns:w15="http://schemas.microsoft.com/office/word/2012/wordml" xmlns:w16cex="http://schemas.microsoft.com/office/word/2018/wordml/cex" xmlns:w16cid="http://schemas.microsoft.com/office/word/2016/wordml/cid" xmlns:w16="http://schemas.microsoft.com/office/word/2018/wordml" xmlns:w16du="http://schemas.microsoft.com/office/word/2023/wordml/word16du" xmlns:w16sdtdh="http://schemas.microsoft.com/office/word/2020/wordml/sdtdatahash" xmlns:w16sdtfl="http://schemas.microsoft.com/office/word/2024/wordml/sdtformatlock" xmlns:w16se="http://schemas.microsoft.com/office/word/2015/wordml/symex" xmlns:wpg="http://schemas.microsoft.com/office/word/2010/wordprocessingGroup" xmlns:wpi="http://schemas.microsoft.com/office/word/2010/wordprocessingInk" xmlns:wne="http://schemas.microsoft.com/office/word/2006/wordml" xmlns:wps="http://schemas.microsoft.com/office/word/2010/wordprocessingShape" mc:Ignorable="w14 w15 w16se w16cid w16 w16cex w16sdtdh w16sdtfl w16du wp14">
   <w:abstractNum w:abstractNumId="0" w15:restartNumberingAfterBreak="0">
     <w:nsid w:val="07D82748"/>
     <w:multiLevelType w:val="multilevel"/>
@@ -2020,6 +2372,453 @@
     </w:lvl>
   </w:abstractNum>
   <w:abstractNum w:abstractNumId="3" w15:restartNumberingAfterBreak="0">
+    <w:nsid w:val="2D4E351E"/>
+    <w:multiLevelType w:val="multilevel"/>
+    <w:tmpl w:val="EC6C86DA"/>
+    <w:lvl w:ilvl="0">
+      <w:start w:val="1"/>
+      <w:numFmt w:val="bullet"/>
+      <w:lvlText w:val=""/>
+      <w:lvlJc w:val="left"/>
+      <w:pPr>
+        <w:tabs>
+          <w:tab w:val="num" w:pos="720"/>
+        </w:tabs>
+        <w:ind w:left="720" w:hanging="360"/>
+      </w:pPr>
+      <w:rPr>
+        <w:rFonts w:ascii="Symbol" w:hAnsi="Symbol" w:hint="default"/>
+        <w:sz w:val="20"/>
+      </w:rPr>
+    </w:lvl>
+    <w:lvl w:ilvl="1" w:tentative="1">
+      <w:start w:val="1"/>
+      <w:numFmt w:val="bullet"/>
+      <w:lvlText w:val="o"/>
+      <w:lvlJc w:val="left"/>
+      <w:pPr>
+        <w:tabs>
+          <w:tab w:val="num" w:pos="1440"/>
+        </w:tabs>
+        <w:ind w:left="1440" w:hanging="360"/>
+      </w:pPr>
+      <w:rPr>
+        <w:rFonts w:ascii="Courier New" w:hAnsi="Courier New" w:hint="default"/>
+        <w:sz w:val="20"/>
+      </w:rPr>
+    </w:lvl>
+    <w:lvl w:ilvl="2" w:tentative="1">
+      <w:start w:val="1"/>
+      <w:numFmt w:val="bullet"/>
+      <w:lvlText w:val=""/>
+      <w:lvlJc w:val="left"/>
+      <w:pPr>
+        <w:tabs>
+          <w:tab w:val="num" w:pos="2160"/>
+        </w:tabs>
+        <w:ind w:left="2160" w:hanging="360"/>
+      </w:pPr>
+      <w:rPr>
+        <w:rFonts w:ascii="Wingdings" w:hAnsi="Wingdings" w:hint="default"/>
+        <w:sz w:val="20"/>
+      </w:rPr>
+    </w:lvl>
+    <w:lvl w:ilvl="3" w:tentative="1">
+      <w:start w:val="1"/>
+      <w:numFmt w:val="bullet"/>
+      <w:lvlText w:val=""/>
+      <w:lvlJc w:val="left"/>
+      <w:pPr>
+        <w:tabs>
+          <w:tab w:val="num" w:pos="2880"/>
+        </w:tabs>
+        <w:ind w:left="2880" w:hanging="360"/>
+      </w:pPr>
+      <w:rPr>
+        <w:rFonts w:ascii="Wingdings" w:hAnsi="Wingdings" w:hint="default"/>
+        <w:sz w:val="20"/>
+      </w:rPr>
+    </w:lvl>
+    <w:lvl w:ilvl="4" w:tentative="1">
+      <w:start w:val="1"/>
+      <w:numFmt w:val="bullet"/>
+      <w:lvlText w:val=""/>
+      <w:lvlJc w:val="left"/>
+      <w:pPr>
+        <w:tabs>
+          <w:tab w:val="num" w:pos="3600"/>
+        </w:tabs>
+        <w:ind w:left="3600" w:hanging="360"/>
+      </w:pPr>
+      <w:rPr>
+        <w:rFonts w:ascii="Wingdings" w:hAnsi="Wingdings" w:hint="default"/>
+        <w:sz w:val="20"/>
+      </w:rPr>
+    </w:lvl>
+    <w:lvl w:ilvl="5" w:tentative="1">
+      <w:start w:val="1"/>
+      <w:numFmt w:val="bullet"/>
+      <w:lvlText w:val=""/>
+      <w:lvlJc w:val="left"/>
+      <w:pPr>
+        <w:tabs>
+          <w:tab w:val="num" w:pos="4320"/>
+        </w:tabs>
+        <w:ind w:left="4320" w:hanging="360"/>
+      </w:pPr>
+      <w:rPr>
+        <w:rFonts w:ascii="Wingdings" w:hAnsi="Wingdings" w:hint="default"/>
+        <w:sz w:val="20"/>
+      </w:rPr>
+    </w:lvl>
+    <w:lvl w:ilvl="6" w:tentative="1">
+      <w:start w:val="1"/>
+      <w:numFmt w:val="bullet"/>
+      <w:lvlText w:val=""/>
+      <w:lvlJc w:val="left"/>
+      <w:pPr>
+        <w:tabs>
+          <w:tab w:val="num" w:pos="5040"/>
+        </w:tabs>
+        <w:ind w:left="5040" w:hanging="360"/>
+      </w:pPr>
+      <w:rPr>
+        <w:rFonts w:ascii="Wingdings" w:hAnsi="Wingdings" w:hint="default"/>
+        <w:sz w:val="20"/>
+      </w:rPr>
+    </w:lvl>
+    <w:lvl w:ilvl="7" w:tentative="1">
+      <w:start w:val="1"/>
+      <w:numFmt w:val="bullet"/>
+      <w:lvlText w:val=""/>
+      <w:lvlJc w:val="left"/>
+      <w:pPr>
+        <w:tabs>
+          <w:tab w:val="num" w:pos="5760"/>
+        </w:tabs>
+        <w:ind w:left="5760" w:hanging="360"/>
+      </w:pPr>
+      <w:rPr>
+        <w:rFonts w:ascii="Wingdings" w:hAnsi="Wingdings" w:hint="default"/>
+        <w:sz w:val="20"/>
+      </w:rPr>
+    </w:lvl>
+    <w:lvl w:ilvl="8" w:tentative="1">
+      <w:start w:val="1"/>
+      <w:numFmt w:val="bullet"/>
+      <w:lvlText w:val=""/>
+      <w:lvlJc w:val="left"/>
+      <w:pPr>
+        <w:tabs>
+          <w:tab w:val="num" w:pos="6480"/>
+        </w:tabs>
+        <w:ind w:left="6480" w:hanging="360"/>
+      </w:pPr>
+      <w:rPr>
+        <w:rFonts w:ascii="Wingdings" w:hAnsi="Wingdings" w:hint="default"/>
+        <w:sz w:val="20"/>
+      </w:rPr>
+    </w:lvl>
+  </w:abstractNum>
+  <w:abstractNum w:abstractNumId="4" w15:restartNumberingAfterBreak="0">
+    <w:nsid w:val="32C85DBD"/>
+    <w:multiLevelType w:val="multilevel"/>
+    <w:tmpl w:val="AFCA7E5A"/>
+    <w:lvl w:ilvl="0">
+      <w:start w:val="1"/>
+      <w:numFmt w:val="bullet"/>
+      <w:lvlText w:val=""/>
+      <w:lvlJc w:val="left"/>
+      <w:pPr>
+        <w:tabs>
+          <w:tab w:val="num" w:pos="720"/>
+        </w:tabs>
+        <w:ind w:left="720" w:hanging="360"/>
+      </w:pPr>
+      <w:rPr>
+        <w:rFonts w:ascii="Symbol" w:hAnsi="Symbol" w:hint="default"/>
+        <w:sz w:val="20"/>
+      </w:rPr>
+    </w:lvl>
+    <w:lvl w:ilvl="1" w:tentative="1">
+      <w:start w:val="1"/>
+      <w:numFmt w:val="bullet"/>
+      <w:lvlText w:val="o"/>
+      <w:lvlJc w:val="left"/>
+      <w:pPr>
+        <w:tabs>
+          <w:tab w:val="num" w:pos="1440"/>
+        </w:tabs>
+        <w:ind w:left="1440" w:hanging="360"/>
+      </w:pPr>
+      <w:rPr>
+        <w:rFonts w:ascii="Courier New" w:hAnsi="Courier New" w:hint="default"/>
+        <w:sz w:val="20"/>
+      </w:rPr>
+    </w:lvl>
+    <w:lvl w:ilvl="2" w:tentative="1">
+      <w:start w:val="1"/>
+      <w:numFmt w:val="bullet"/>
+      <w:lvlText w:val=""/>
+      <w:lvlJc w:val="left"/>
+      <w:pPr>
+        <w:tabs>
+          <w:tab w:val="num" w:pos="2160"/>
+        </w:tabs>
+        <w:ind w:left="2160" w:hanging="360"/>
+      </w:pPr>
+      <w:rPr>
+        <w:rFonts w:ascii="Wingdings" w:hAnsi="Wingdings" w:hint="default"/>
+        <w:sz w:val="20"/>
+      </w:rPr>
+    </w:lvl>
+    <w:lvl w:ilvl="3" w:tentative="1">
+      <w:start w:val="1"/>
+      <w:numFmt w:val="bullet"/>
+      <w:lvlText w:val=""/>
+      <w:lvlJc w:val="left"/>
+      <w:pPr>
+        <w:tabs>
+          <w:tab w:val="num" w:pos="2880"/>
+        </w:tabs>
+        <w:ind w:left="2880" w:hanging="360"/>
+      </w:pPr>
+      <w:rPr>
+        <w:rFonts w:ascii="Wingdings" w:hAnsi="Wingdings" w:hint="default"/>
+        <w:sz w:val="20"/>
+      </w:rPr>
+    </w:lvl>
+    <w:lvl w:ilvl="4" w:tentative="1">
+      <w:start w:val="1"/>
+      <w:numFmt w:val="bullet"/>
+      <w:lvlText w:val=""/>
+      <w:lvlJc w:val="left"/>
+      <w:pPr>
+        <w:tabs>
+          <w:tab w:val="num" w:pos="3600"/>
+        </w:tabs>
+        <w:ind w:left="3600" w:hanging="360"/>
+      </w:pPr>
+      <w:rPr>
+        <w:rFonts w:ascii="Wingdings" w:hAnsi="Wingdings" w:hint="default"/>
+        <w:sz w:val="20"/>
+      </w:rPr>
+    </w:lvl>
+    <w:lvl w:ilvl="5" w:tentative="1">
+      <w:start w:val="1"/>
+      <w:numFmt w:val="bullet"/>
+      <w:lvlText w:val=""/>
+      <w:lvlJc w:val="left"/>
+      <w:pPr>
+        <w:tabs>
+          <w:tab w:val="num" w:pos="4320"/>
+        </w:tabs>
+        <w:ind w:left="4320" w:hanging="360"/>
+      </w:pPr>
+      <w:rPr>
+        <w:rFonts w:ascii="Wingdings" w:hAnsi="Wingdings" w:hint="default"/>
+        <w:sz w:val="20"/>
+      </w:rPr>
+    </w:lvl>
+    <w:lvl w:ilvl="6" w:tentative="1">
+      <w:start w:val="1"/>
+      <w:numFmt w:val="bullet"/>
+      <w:lvlText w:val=""/>
+      <w:lvlJc w:val="left"/>
+      <w:pPr>
+        <w:tabs>
+          <w:tab w:val="num" w:pos="5040"/>
+        </w:tabs>
+        <w:ind w:left="5040" w:hanging="360"/>
+      </w:pPr>
+      <w:rPr>
+        <w:rFonts w:ascii="Wingdings" w:hAnsi="Wingdings" w:hint="default"/>
+        <w:sz w:val="20"/>
+      </w:rPr>
+    </w:lvl>
+    <w:lvl w:ilvl="7" w:tentative="1">
+      <w:start w:val="1"/>
+      <w:numFmt w:val="bullet"/>
+      <w:lvlText w:val=""/>
+      <w:lvlJc w:val="left"/>
+      <w:pPr>
+        <w:tabs>
+          <w:tab w:val="num" w:pos="5760"/>
+        </w:tabs>
+        <w:ind w:left="5760" w:hanging="360"/>
+      </w:pPr>
+      <w:rPr>
+        <w:rFonts w:ascii="Wingdings" w:hAnsi="Wingdings" w:hint="default"/>
+        <w:sz w:val="20"/>
+      </w:rPr>
+    </w:lvl>
+    <w:lvl w:ilvl="8" w:tentative="1">
+      <w:start w:val="1"/>
+      <w:numFmt w:val="bullet"/>
+      <w:lvlText w:val=""/>
+      <w:lvlJc w:val="left"/>
+      <w:pPr>
+        <w:tabs>
+          <w:tab w:val="num" w:pos="6480"/>
+        </w:tabs>
+        <w:ind w:left="6480" w:hanging="360"/>
+      </w:pPr>
+      <w:rPr>
+        <w:rFonts w:ascii="Wingdings" w:hAnsi="Wingdings" w:hint="default"/>
+        <w:sz w:val="20"/>
+      </w:rPr>
+    </w:lvl>
+  </w:abstractNum>
+  <w:abstractNum w:abstractNumId="5" w15:restartNumberingAfterBreak="0">
+    <w:nsid w:val="3B114BA4"/>
+    <w:multiLevelType w:val="multilevel"/>
+    <w:tmpl w:val="39168CCA"/>
+    <w:lvl w:ilvl="0">
+      <w:start w:val="1"/>
+      <w:numFmt w:val="bullet"/>
+      <w:lvlText w:val=""/>
+      <w:lvlJc w:val="left"/>
+      <w:pPr>
+        <w:tabs>
+          <w:tab w:val="num" w:pos="720"/>
+        </w:tabs>
+        <w:ind w:left="720" w:hanging="360"/>
+      </w:pPr>
+      <w:rPr>
+        <w:rFonts w:ascii="Symbol" w:hAnsi="Symbol" w:hint="default"/>
+        <w:sz w:val="20"/>
+      </w:rPr>
+    </w:lvl>
+    <w:lvl w:ilvl="1" w:tentative="1">
+      <w:start w:val="1"/>
+      <w:numFmt w:val="bullet"/>
+      <w:lvlText w:val="o"/>
+      <w:lvlJc w:val="left"/>
+      <w:pPr>
+        <w:tabs>
+          <w:tab w:val="num" w:pos="1440"/>
+        </w:tabs>
+        <w:ind w:left="1440" w:hanging="360"/>
+      </w:pPr>
+      <w:rPr>
+        <w:rFonts w:ascii="Courier New" w:hAnsi="Courier New" w:hint="default"/>
+        <w:sz w:val="20"/>
+      </w:rPr>
+    </w:lvl>
+    <w:lvl w:ilvl="2" w:tentative="1">
+      <w:start w:val="1"/>
+      <w:numFmt w:val="bullet"/>
+      <w:lvlText w:val=""/>
+      <w:lvlJc w:val="left"/>
+      <w:pPr>
+        <w:tabs>
+          <w:tab w:val="num" w:pos="2160"/>
+        </w:tabs>
+        <w:ind w:left="2160" w:hanging="360"/>
+      </w:pPr>
+      <w:rPr>
+        <w:rFonts w:ascii="Wingdings" w:hAnsi="Wingdings" w:hint="default"/>
+        <w:sz w:val="20"/>
+      </w:rPr>
+    </w:lvl>
+    <w:lvl w:ilvl="3" w:tentative="1">
+      <w:start w:val="1"/>
+      <w:numFmt w:val="bullet"/>
+      <w:lvlText w:val=""/>
+      <w:lvlJc w:val="left"/>
+      <w:pPr>
+        <w:tabs>
+          <w:tab w:val="num" w:pos="2880"/>
+        </w:tabs>
+        <w:ind w:left="2880" w:hanging="360"/>
+      </w:pPr>
+      <w:rPr>
+        <w:rFonts w:ascii="Wingdings" w:hAnsi="Wingdings" w:hint="default"/>
+        <w:sz w:val="20"/>
+      </w:rPr>
+    </w:lvl>
+    <w:lvl w:ilvl="4" w:tentative="1">
+      <w:start w:val="1"/>
+      <w:numFmt w:val="bullet"/>
+      <w:lvlText w:val=""/>
+      <w:lvlJc w:val="left"/>
+      <w:pPr>
+        <w:tabs>
+          <w:tab w:val="num" w:pos="3600"/>
+        </w:tabs>
+        <w:ind w:left="3600" w:hanging="360"/>
+      </w:pPr>
+      <w:rPr>
+        <w:rFonts w:ascii="Wingdings" w:hAnsi="Wingdings" w:hint="default"/>
+        <w:sz w:val="20"/>
+      </w:rPr>
+    </w:lvl>
+    <w:lvl w:ilvl="5" w:tentative="1">
+      <w:start w:val="1"/>
+      <w:numFmt w:val="bullet"/>
+      <w:lvlText w:val=""/>
+      <w:lvlJc w:val="left"/>
+      <w:pPr>
+        <w:tabs>
+          <w:tab w:val="num" w:pos="4320"/>
+        </w:tabs>
+        <w:ind w:left="4320" w:hanging="360"/>
+      </w:pPr>
+      <w:rPr>
+        <w:rFonts w:ascii="Wingdings" w:hAnsi="Wingdings" w:hint="default"/>
+        <w:sz w:val="20"/>
+      </w:rPr>
+    </w:lvl>
+    <w:lvl w:ilvl="6" w:tentative="1">
+      <w:start w:val="1"/>
+      <w:numFmt w:val="bullet"/>
+      <w:lvlText w:val=""/>
+      <w:lvlJc w:val="left"/>
+      <w:pPr>
+        <w:tabs>
+          <w:tab w:val="num" w:pos="5040"/>
+        </w:tabs>
+        <w:ind w:left="5040" w:hanging="360"/>
+      </w:pPr>
+      <w:rPr>
+        <w:rFonts w:ascii="Wingdings" w:hAnsi="Wingdings" w:hint="default"/>
+        <w:sz w:val="20"/>
+      </w:rPr>
+    </w:lvl>
+    <w:lvl w:ilvl="7" w:tentative="1">
+      <w:start w:val="1"/>
+      <w:numFmt w:val="bullet"/>
+      <w:lvlText w:val=""/>
+      <w:lvlJc w:val="left"/>
+      <w:pPr>
+        <w:tabs>
+          <w:tab w:val="num" w:pos="5760"/>
+        </w:tabs>
+        <w:ind w:left="5760" w:hanging="360"/>
+      </w:pPr>
+      <w:rPr>
+        <w:rFonts w:ascii="Wingdings" w:hAnsi="Wingdings" w:hint="default"/>
+        <w:sz w:val="20"/>
+      </w:rPr>
+    </w:lvl>
+    <w:lvl w:ilvl="8" w:tentative="1">
+      <w:start w:val="1"/>
+      <w:numFmt w:val="bullet"/>
+      <w:lvlText w:val=""/>
+      <w:lvlJc w:val="left"/>
+      <w:pPr>
+        <w:tabs>
+          <w:tab w:val="num" w:pos="6480"/>
+        </w:tabs>
+        <w:ind w:left="6480" w:hanging="360"/>
+      </w:pPr>
+      <w:rPr>
+        <w:rFonts w:ascii="Wingdings" w:hAnsi="Wingdings" w:hint="default"/>
+        <w:sz w:val="20"/>
+      </w:rPr>
+    </w:lvl>
+  </w:abstractNum>
+  <w:abstractNum w:abstractNumId="6" w15:restartNumberingAfterBreak="0">
     <w:nsid w:val="3FA429EF"/>
     <w:multiLevelType w:val="hybridMultilevel"/>
     <w:tmpl w:val="ABE0547E"/>
@@ -2108,7 +2907,7 @@
       </w:pPr>
     </w:lvl>
   </w:abstractNum>
-  <w:abstractNum w:abstractNumId="4" w15:restartNumberingAfterBreak="0">
+  <w:abstractNum w:abstractNumId="7" w15:restartNumberingAfterBreak="0">
     <w:nsid w:val="48343699"/>
     <w:multiLevelType w:val="multilevel"/>
     <w:tmpl w:val="9D425542"/>
@@ -2257,7 +3056,7 @@
       </w:rPr>
     </w:lvl>
   </w:abstractNum>
-  <w:abstractNum w:abstractNumId="5" w15:restartNumberingAfterBreak="0">
+  <w:abstractNum w:abstractNumId="8" w15:restartNumberingAfterBreak="0">
     <w:nsid w:val="586264C8"/>
     <w:multiLevelType w:val="multilevel"/>
     <w:tmpl w:val="22EACE3E"/>
@@ -2406,7 +3205,7 @@
       </w:rPr>
     </w:lvl>
   </w:abstractNum>
-  <w:abstractNum w:abstractNumId="6" w15:restartNumberingAfterBreak="0">
+  <w:abstractNum w:abstractNumId="9" w15:restartNumberingAfterBreak="0">
     <w:nsid w:val="69DF6D1E"/>
     <w:multiLevelType w:val="multilevel"/>
     <w:tmpl w:val="DD9AF9C8"/>
@@ -2555,7 +3354,156 @@
       </w:rPr>
     </w:lvl>
   </w:abstractNum>
-  <w:abstractNum w:abstractNumId="7" w15:restartNumberingAfterBreak="0">
+  <w:abstractNum w:abstractNumId="10" w15:restartNumberingAfterBreak="0">
+    <w:nsid w:val="75EE7C8F"/>
+    <w:multiLevelType w:val="multilevel"/>
+    <w:tmpl w:val="790664DC"/>
+    <w:lvl w:ilvl="0">
+      <w:start w:val="1"/>
+      <w:numFmt w:val="bullet"/>
+      <w:lvlText w:val=""/>
+      <w:lvlJc w:val="left"/>
+      <w:pPr>
+        <w:tabs>
+          <w:tab w:val="num" w:pos="720"/>
+        </w:tabs>
+        <w:ind w:left="720" w:hanging="360"/>
+      </w:pPr>
+      <w:rPr>
+        <w:rFonts w:ascii="Symbol" w:hAnsi="Symbol" w:hint="default"/>
+        <w:sz w:val="20"/>
+      </w:rPr>
+    </w:lvl>
+    <w:lvl w:ilvl="1" w:tentative="1">
+      <w:start w:val="1"/>
+      <w:numFmt w:val="bullet"/>
+      <w:lvlText w:val="o"/>
+      <w:lvlJc w:val="left"/>
+      <w:pPr>
+        <w:tabs>
+          <w:tab w:val="num" w:pos="1440"/>
+        </w:tabs>
+        <w:ind w:left="1440" w:hanging="360"/>
+      </w:pPr>
+      <w:rPr>
+        <w:rFonts w:ascii="Courier New" w:hAnsi="Courier New" w:hint="default"/>
+        <w:sz w:val="20"/>
+      </w:rPr>
+    </w:lvl>
+    <w:lvl w:ilvl="2" w:tentative="1">
+      <w:start w:val="1"/>
+      <w:numFmt w:val="bullet"/>
+      <w:lvlText w:val=""/>
+      <w:lvlJc w:val="left"/>
+      <w:pPr>
+        <w:tabs>
+          <w:tab w:val="num" w:pos="2160"/>
+        </w:tabs>
+        <w:ind w:left="2160" w:hanging="360"/>
+      </w:pPr>
+      <w:rPr>
+        <w:rFonts w:ascii="Wingdings" w:hAnsi="Wingdings" w:hint="default"/>
+        <w:sz w:val="20"/>
+      </w:rPr>
+    </w:lvl>
+    <w:lvl w:ilvl="3" w:tentative="1">
+      <w:start w:val="1"/>
+      <w:numFmt w:val="bullet"/>
+      <w:lvlText w:val=""/>
+      <w:lvlJc w:val="left"/>
+      <w:pPr>
+        <w:tabs>
+          <w:tab w:val="num" w:pos="2880"/>
+        </w:tabs>
+        <w:ind w:left="2880" w:hanging="360"/>
+      </w:pPr>
+      <w:rPr>
+        <w:rFonts w:ascii="Wingdings" w:hAnsi="Wingdings" w:hint="default"/>
+        <w:sz w:val="20"/>
+      </w:rPr>
+    </w:lvl>
+    <w:lvl w:ilvl="4" w:tentative="1">
+      <w:start w:val="1"/>
+      <w:numFmt w:val="bullet"/>
+      <w:lvlText w:val=""/>
+      <w:lvlJc w:val="left"/>
+      <w:pPr>
+        <w:tabs>
+          <w:tab w:val="num" w:pos="3600"/>
+        </w:tabs>
+        <w:ind w:left="3600" w:hanging="360"/>
+      </w:pPr>
+      <w:rPr>
+        <w:rFonts w:ascii="Wingdings" w:hAnsi="Wingdings" w:hint="default"/>
+        <w:sz w:val="20"/>
+      </w:rPr>
+    </w:lvl>
+    <w:lvl w:ilvl="5" w:tentative="1">
+      <w:start w:val="1"/>
+      <w:numFmt w:val="bullet"/>
+      <w:lvlText w:val=""/>
+      <w:lvlJc w:val="left"/>
+      <w:pPr>
+        <w:tabs>
+          <w:tab w:val="num" w:pos="4320"/>
+        </w:tabs>
+        <w:ind w:left="4320" w:hanging="360"/>
+      </w:pPr>
+      <w:rPr>
+        <w:rFonts w:ascii="Wingdings" w:hAnsi="Wingdings" w:hint="default"/>
+        <w:sz w:val="20"/>
+      </w:rPr>
+    </w:lvl>
+    <w:lvl w:ilvl="6" w:tentative="1">
+      <w:start w:val="1"/>
+      <w:numFmt w:val="bullet"/>
+      <w:lvlText w:val=""/>
+      <w:lvlJc w:val="left"/>
+      <w:pPr>
+        <w:tabs>
+          <w:tab w:val="num" w:pos="5040"/>
+        </w:tabs>
+        <w:ind w:left="5040" w:hanging="360"/>
+      </w:pPr>
+      <w:rPr>
+        <w:rFonts w:ascii="Wingdings" w:hAnsi="Wingdings" w:hint="default"/>
+        <w:sz w:val="20"/>
+      </w:rPr>
+    </w:lvl>
+    <w:lvl w:ilvl="7" w:tentative="1">
+      <w:start w:val="1"/>
+      <w:numFmt w:val="bullet"/>
+      <w:lvlText w:val=""/>
+      <w:lvlJc w:val="left"/>
+      <w:pPr>
+        <w:tabs>
+          <w:tab w:val="num" w:pos="5760"/>
+        </w:tabs>
+        <w:ind w:left="5760" w:hanging="360"/>
+      </w:pPr>
+      <w:rPr>
+        <w:rFonts w:ascii="Wingdings" w:hAnsi="Wingdings" w:hint="default"/>
+        <w:sz w:val="20"/>
+      </w:rPr>
+    </w:lvl>
+    <w:lvl w:ilvl="8" w:tentative="1">
+      <w:start w:val="1"/>
+      <w:numFmt w:val="bullet"/>
+      <w:lvlText w:val=""/>
+      <w:lvlJc w:val="left"/>
+      <w:pPr>
+        <w:tabs>
+          <w:tab w:val="num" w:pos="6480"/>
+        </w:tabs>
+        <w:ind w:left="6480" w:hanging="360"/>
+      </w:pPr>
+      <w:rPr>
+        <w:rFonts w:ascii="Wingdings" w:hAnsi="Wingdings" w:hint="default"/>
+        <w:sz w:val="20"/>
+      </w:rPr>
+    </w:lvl>
+  </w:abstractNum>
+  <w:abstractNum w:abstractNumId="11" w15:restartNumberingAfterBreak="0">
     <w:nsid w:val="7FE65E0A"/>
     <w:multiLevelType w:val="multilevel"/>
     <w:tmpl w:val="FC3AF55C"/>
@@ -2708,31 +3656,43 @@
     <w:abstractNumId w:val="0"/>
   </w:num>
   <w:num w:numId="2" w16cid:durableId="1276330552">
-    <w:abstractNumId w:val="3"/>
+    <w:abstractNumId w:val="6"/>
   </w:num>
   <w:num w:numId="3" w16cid:durableId="836962274">
     <w:abstractNumId w:val="1"/>
   </w:num>
   <w:num w:numId="4" w16cid:durableId="372534027">
-    <w:abstractNumId w:val="4"/>
+    <w:abstractNumId w:val="7"/>
   </w:num>
   <w:num w:numId="5" w16cid:durableId="764958365">
-    <w:abstractNumId w:val="7"/>
+    <w:abstractNumId w:val="11"/>
   </w:num>
   <w:num w:numId="6" w16cid:durableId="15928154">
-    <w:abstractNumId w:val="6"/>
+    <w:abstractNumId w:val="9"/>
   </w:num>
   <w:num w:numId="7" w16cid:durableId="758058586">
     <w:abstractNumId w:val="2"/>
   </w:num>
   <w:num w:numId="8" w16cid:durableId="1472866303">
+    <w:abstractNumId w:val="8"/>
+  </w:num>
+  <w:num w:numId="9" w16cid:durableId="1687096454">
     <w:abstractNumId w:val="5"/>
+  </w:num>
+  <w:num w:numId="10" w16cid:durableId="1586761070">
+    <w:abstractNumId w:val="4"/>
+  </w:num>
+  <w:num w:numId="11" w16cid:durableId="1914968531">
+    <w:abstractNumId w:val="3"/>
+  </w:num>
+  <w:num w:numId="12" w16cid:durableId="1921058686">
+    <w:abstractNumId w:val="10"/>
   </w:num>
 </w:numbering>
 </file>
 
 <file path=word/styles.xml><?xml version="1.0" encoding="utf-8"?>
-<w:styles xmlns:mc="http://schemas.openxmlformats.org/markup-compatibility/2006" xmlns:r="http://schemas.openxmlformats.org/officeDocument/2006/relationships" xmlns:w="http://schemas.openxmlformats.org/wordprocessingml/2006/main" xmlns:w14="http://schemas.microsoft.com/office/word/2010/wordml" xmlns:w15="http://schemas.microsoft.com/office/word/2012/wordml" xmlns:w16cex="http://schemas.microsoft.com/office/word/2018/wordml/cex" xmlns:w16cid="http://schemas.microsoft.com/office/word/2016/wordml/cid" xmlns:w16="http://schemas.microsoft.com/office/word/2018/wordml" xmlns:w16du="http://schemas.microsoft.com/office/word/2023/wordml/word16du" xmlns:w16sdtdh="http://schemas.microsoft.com/office/word/2020/wordml/sdtdatahash" xmlns:w16se="http://schemas.microsoft.com/office/word/2015/wordml/symex" mc:Ignorable="w14 w15 w16se w16cid w16 w16cex w16sdtdh w16du">
+<w:styles xmlns:mc="http://schemas.openxmlformats.org/markup-compatibility/2006" xmlns:r="http://schemas.openxmlformats.org/officeDocument/2006/relationships" xmlns:w="http://schemas.openxmlformats.org/wordprocessingml/2006/main" xmlns:w14="http://schemas.microsoft.com/office/word/2010/wordml" xmlns:w15="http://schemas.microsoft.com/office/word/2012/wordml" xmlns:w16cex="http://schemas.microsoft.com/office/word/2018/wordml/cex" xmlns:w16cid="http://schemas.microsoft.com/office/word/2016/wordml/cid" xmlns:w16="http://schemas.microsoft.com/office/word/2018/wordml" xmlns:w16du="http://schemas.microsoft.com/office/word/2023/wordml/word16du" xmlns:w16sdtdh="http://schemas.microsoft.com/office/word/2020/wordml/sdtdatahash" xmlns:w16sdtfl="http://schemas.microsoft.com/office/word/2024/wordml/sdtformatlock" xmlns:w16se="http://schemas.microsoft.com/office/word/2015/wordml/symex" mc:Ignorable="w14 w15 w16se w16cid w16 w16cex w16sdtdh w16sdtfl w16du">
   <w:docDefaults>
     <w:rPrDefault>
       <w:rPr>
@@ -3736,6 +4696,14 @@
       <w14:ligatures w14:val="none"/>
     </w:rPr>
   </w:style>
+  <w:style w:type="paragraph" w:styleId="NormalWeb">
+    <w:name w:val="Normal (Web)"/>
+    <w:basedOn w:val="Normal"/>
+    <w:uiPriority w:val="99"/>
+    <w:semiHidden/>
+    <w:unhideWhenUsed/>
+    <w:rsid w:val="00BF0D32"/>
+  </w:style>
 </w:styles>
 </file>
 
